--- a/RLock/NFLPoints/Module/NFLPointsWorksheet.docx
+++ b/RLock/NFLPoints/Module/NFLPointsWorksheet.docx
@@ -400,6 +400,12 @@
           <w:rFonts w:ascii="Times New Roman" w:hAnsi="Times New Roman" w:cs="Times New Roman"/>
         </w:rPr>
         <w:t xml:space="preserve">Hints:  A question about estimating how the size of some quantity would generally involve a confidence interval while a yes/no question often signals a test.  Think about whether the relevant variables are quantitative or categorical to help decide between inference for means or proportions. </w:t>
+      </w:r>
+      <w:r>
+        <w:rPr>
+          <w:rFonts w:ascii="Times New Roman" w:hAnsi="Times New Roman" w:cs="Times New Roman"/>
+        </w:rPr>
+        <w:t>Warning – at least one question should not need statistical inference!</w:t>
       </w:r>
     </w:p>
     <w:p>
@@ -731,35 +737,6 @@
     </w:p>
     <w:p>
       <w:pPr>
-        <w:spacing w:line="240" w:lineRule="auto"/>
-        <w:ind w:left="360"/>
-        <w:rPr>
-          <w:rFonts w:ascii="Times New Roman" w:hAnsi="Times New Roman" w:cs="Times New Roman"/>
-        </w:rPr>
-      </w:pPr>
-      <w:r>
-        <w:rPr>
-          <w:rFonts w:ascii="Times New Roman" w:hAnsi="Times New Roman" w:cs="Times New Roman"/>
-        </w:rPr>
-        <w:t xml:space="preserve">Do </w:t>
-      </w:r>
-      <w:proofErr w:type="gramStart"/>
-      <w:r>
-        <w:rPr>
-          <w:rFonts w:ascii="Times New Roman" w:hAnsi="Times New Roman" w:cs="Times New Roman"/>
-        </w:rPr>
-        <w:t>point</w:t>
-      </w:r>
-      <w:proofErr w:type="gramEnd"/>
-      <w:r>
-        <w:rPr>
-          <w:rFonts w:ascii="Times New Roman" w:hAnsi="Times New Roman" w:cs="Times New Roman"/>
-        </w:rPr>
-        <w:t xml:space="preserve"> spreads get more accurate as the season goes along?  Address this in two ways:</w:t>
-      </w:r>
-    </w:p>
-    <w:p>
-      <w:pPr>
         <w:pStyle w:val="ListParagraph"/>
         <w:numPr>
           <w:ilvl w:val="0"/>
@@ -775,7 +752,66 @@
         <w:rPr>
           <w:rFonts w:ascii="Times New Roman" w:hAnsi="Times New Roman" w:cs="Times New Roman"/>
         </w:rPr>
-        <w:t>Is the proportion of games where the favored team wins higher during the second half of the season (weeks 10-18) than the first half of the season (weeks 1-9)?</w:t>
+        <w:t>What is the average absolute value of the difference between the point spread (</w:t>
+      </w:r>
+      <w:r>
+        <w:rPr>
+          <w:rFonts w:ascii="Times New Roman" w:hAnsi="Times New Roman" w:cs="Times New Roman"/>
+          <w:i/>
+          <w:iCs/>
+        </w:rPr>
+        <w:t>Pts</w:t>
+      </w:r>
+      <w:r>
+        <w:rPr>
+          <w:rFonts w:ascii="Times New Roman" w:hAnsi="Times New Roman" w:cs="Times New Roman"/>
+        </w:rPr>
+        <w:t>) and the actual game margin (</w:t>
+      </w:r>
+      <w:proofErr w:type="spellStart"/>
+      <w:r>
+        <w:rPr>
+          <w:rFonts w:ascii="Times New Roman" w:hAnsi="Times New Roman" w:cs="Times New Roman"/>
+          <w:i/>
+          <w:iCs/>
+        </w:rPr>
+        <w:t>FavDiff</w:t>
+      </w:r>
+      <w:proofErr w:type="spellEnd"/>
+      <w:r>
+        <w:rPr>
+          <w:rFonts w:ascii="Times New Roman" w:hAnsi="Times New Roman" w:cs="Times New Roman"/>
+        </w:rPr>
+        <w:t>)?</w:t>
+      </w:r>
+    </w:p>
+    <w:p>
+      <w:pPr>
+        <w:spacing w:line="240" w:lineRule="auto"/>
+        <w:ind w:left="360"/>
+        <w:rPr>
+          <w:rFonts w:ascii="Times New Roman" w:hAnsi="Times New Roman" w:cs="Times New Roman"/>
+        </w:rPr>
+      </w:pPr>
+      <w:r>
+        <w:rPr>
+          <w:rFonts w:ascii="Times New Roman" w:hAnsi="Times New Roman" w:cs="Times New Roman"/>
+        </w:rPr>
+        <w:t xml:space="preserve">Do </w:t>
+      </w:r>
+      <w:proofErr w:type="gramStart"/>
+      <w:r>
+        <w:rPr>
+          <w:rFonts w:ascii="Times New Roman" w:hAnsi="Times New Roman" w:cs="Times New Roman"/>
+        </w:rPr>
+        <w:t>point</w:t>
+      </w:r>
+      <w:proofErr w:type="gramEnd"/>
+      <w:r>
+        <w:rPr>
+          <w:rFonts w:ascii="Times New Roman" w:hAnsi="Times New Roman" w:cs="Times New Roman"/>
+        </w:rPr>
+        <w:t xml:space="preserve"> spreads get more accurate as the season goes along?  Address this in two ways:</w:t>
       </w:r>
     </w:p>
     <w:p>
@@ -795,7 +831,7 @@
         <w:rPr>
           <w:rFonts w:ascii="Times New Roman" w:hAnsi="Times New Roman" w:cs="Times New Roman"/>
         </w:rPr>
-        <w:t xml:space="preserve">Is the point spread (Pts), on average closer to or farther from the actual margin in the second half of the season compared to the first half? </w:t>
+        <w:t>Is the proportion of games where the favored team wins higher during the second half of the season (weeks 10-18) than the first half of the season (weeks 1-9)?</w:t>
       </w:r>
     </w:p>
     <w:p>
@@ -811,13 +847,77 @@
           <w:rFonts w:ascii="Times New Roman" w:hAnsi="Times New Roman" w:cs="Times New Roman"/>
         </w:rPr>
       </w:pPr>
-      <w:r>
-        <w:rPr>
-          <w:rFonts w:ascii="Times New Roman" w:hAnsi="Times New Roman" w:cs="Times New Roman"/>
-        </w:rPr>
-        <w:t>Some fans say they avoid choosing a favorite when the spread is double digits (more than 10 points). Is the proportion of favorites who cover discernibly less than 0.50 when the spread is more than ten points?</w:t>
-      </w:r>
-    </w:p>
+      <w:bookmarkStart w:id="0" w:name="_Hlk204519785"/>
+      <w:r>
+        <w:rPr>
+          <w:rFonts w:ascii="Times New Roman" w:hAnsi="Times New Roman" w:cs="Times New Roman"/>
+        </w:rPr>
+        <w:t xml:space="preserve">Find the absolute value of the difference between </w:t>
+      </w:r>
+      <w:r>
+        <w:rPr>
+          <w:rFonts w:ascii="Times New Roman" w:hAnsi="Times New Roman" w:cs="Times New Roman"/>
+        </w:rPr>
+        <w:t>the point spread (</w:t>
+      </w:r>
+      <w:r>
+        <w:rPr>
+          <w:rFonts w:ascii="Times New Roman" w:hAnsi="Times New Roman" w:cs="Times New Roman"/>
+          <w:i/>
+          <w:iCs/>
+        </w:rPr>
+        <w:t>Pts</w:t>
+      </w:r>
+      <w:r>
+        <w:rPr>
+          <w:rFonts w:ascii="Times New Roman" w:hAnsi="Times New Roman" w:cs="Times New Roman"/>
+        </w:rPr>
+        <w:t>)</w:t>
+      </w:r>
+      <w:r>
+        <w:rPr>
+          <w:rFonts w:ascii="Times New Roman" w:hAnsi="Times New Roman" w:cs="Times New Roman"/>
+        </w:rPr>
+        <w:t xml:space="preserve"> and the actual game margin (</w:t>
+      </w:r>
+      <w:proofErr w:type="spellStart"/>
+      <w:r>
+        <w:rPr>
+          <w:rFonts w:ascii="Times New Roman" w:hAnsi="Times New Roman" w:cs="Times New Roman"/>
+          <w:i/>
+          <w:iCs/>
+        </w:rPr>
+        <w:t>FavDiff</w:t>
+      </w:r>
+      <w:proofErr w:type="spellEnd"/>
+      <w:r>
+        <w:rPr>
+          <w:rFonts w:ascii="Times New Roman" w:hAnsi="Times New Roman" w:cs="Times New Roman"/>
+        </w:rPr>
+        <w:t xml:space="preserve">) for each game.  Is the average discrepancy smaller in the second half of the season </w:t>
+      </w:r>
+      <w:proofErr w:type="gramStart"/>
+      <w:r>
+        <w:rPr>
+          <w:rFonts w:ascii="Times New Roman" w:hAnsi="Times New Roman" w:cs="Times New Roman"/>
+        </w:rPr>
+        <w:t>than</w:t>
+      </w:r>
+      <w:proofErr w:type="gramEnd"/>
+      <w:r>
+        <w:rPr>
+          <w:rFonts w:ascii="Times New Roman" w:hAnsi="Times New Roman" w:cs="Times New Roman"/>
+        </w:rPr>
+        <w:t xml:space="preserve"> the first half?</w:t>
+      </w:r>
+      <w:r>
+        <w:rPr>
+          <w:rFonts w:ascii="Times New Roman" w:hAnsi="Times New Roman" w:cs="Times New Roman"/>
+        </w:rPr>
+        <w:t xml:space="preserve"> </w:t>
+      </w:r>
+    </w:p>
+    <w:bookmarkEnd w:id="0"/>
     <w:p>
       <w:pPr>
         <w:pStyle w:val="ListParagraph"/>
@@ -835,7 +935,7 @@
         <w:rPr>
           <w:rFonts w:ascii="Times New Roman" w:hAnsi="Times New Roman" w:cs="Times New Roman"/>
         </w:rPr>
-        <w:t>How often is the away team favored to win the game?</w:t>
+        <w:t>Some fans say they avoid choosing a favorite when the spread is double digits (more than 10 points). Is the proportion of favorites who cover discernibly less than 0.50 when the spread is more than ten points?</w:t>
       </w:r>
     </w:p>
     <w:p>
@@ -851,12 +951,11 @@
           <w:rFonts w:ascii="Times New Roman" w:hAnsi="Times New Roman" w:cs="Times New Roman"/>
         </w:rPr>
       </w:pPr>
-      <w:bookmarkStart w:id="0" w:name="_Hlk204439228"/>
-      <w:r>
-        <w:rPr>
-          <w:rFonts w:ascii="Times New Roman" w:hAnsi="Times New Roman" w:cs="Times New Roman"/>
-        </w:rPr>
-        <w:t>What is the average number of points scored by the winning team in NFL games?</w:t>
+      <w:r>
+        <w:rPr>
+          <w:rFonts w:ascii="Times New Roman" w:hAnsi="Times New Roman" w:cs="Times New Roman"/>
+        </w:rPr>
+        <w:t>How often is the away team favored to win the game?</w:t>
       </w:r>
     </w:p>
     <w:p>
@@ -872,11 +971,12 @@
           <w:rFonts w:ascii="Times New Roman" w:hAnsi="Times New Roman" w:cs="Times New Roman"/>
         </w:rPr>
       </w:pPr>
-      <w:r>
-        <w:rPr>
-          <w:rFonts w:ascii="Times New Roman" w:hAnsi="Times New Roman" w:cs="Times New Roman"/>
-        </w:rPr>
-        <w:t xml:space="preserve">The weather is often more of a factor later in the season.  How much does the mean number of points scored (both teams combined) compare between the first half of the season (weeks 1-9) and the second half (weeks 10-18)? </w:t>
+      <w:bookmarkStart w:id="1" w:name="_Hlk204521055"/>
+      <w:r>
+        <w:rPr>
+          <w:rFonts w:ascii="Times New Roman" w:hAnsi="Times New Roman" w:cs="Times New Roman"/>
+        </w:rPr>
+        <w:t>Is the mean number of points scored by the favored team higher in 2024 than in 2024?</w:t>
       </w:r>
     </w:p>
     <w:p>
@@ -892,11 +992,13 @@
           <w:rFonts w:ascii="Times New Roman" w:hAnsi="Times New Roman" w:cs="Times New Roman"/>
         </w:rPr>
       </w:pPr>
-      <w:r>
-        <w:rPr>
-          <w:rFonts w:ascii="Times New Roman" w:hAnsi="Times New Roman" w:cs="Times New Roman"/>
-        </w:rPr>
-        <w:t>The most common scoring events in football are a field goal (3 points) and a touchdown with an extra point (7 points).  What proportion of point spreads are within ½ point of either 3 or 7 (i.e., 2.5, 3.5, 6.5, or 7.5)?</w:t>
+      <w:bookmarkStart w:id="2" w:name="_Hlk204439228"/>
+      <w:bookmarkEnd w:id="1"/>
+      <w:r>
+        <w:rPr>
+          <w:rFonts w:ascii="Times New Roman" w:hAnsi="Times New Roman" w:cs="Times New Roman"/>
+        </w:rPr>
+        <w:t>What is the average number of points scored by the winning team in NFL games?</w:t>
       </w:r>
     </w:p>
     <w:p>
@@ -916,33 +1018,7 @@
         <w:rPr>
           <w:rFonts w:ascii="Times New Roman" w:hAnsi="Times New Roman" w:cs="Times New Roman"/>
         </w:rPr>
-        <w:t>How much more (or less) often do favorites cover the spread when playing at home vs. on</w:t>
-      </w:r>
-      <w:r>
-        <w:rPr>
-          <w:rFonts w:ascii="Times New Roman" w:hAnsi="Times New Roman" w:cs="Times New Roman"/>
-        </w:rPr>
-        <w:t xml:space="preserve"> </w:t>
-      </w:r>
-      <w:r>
-        <w:rPr>
-          <w:rFonts w:ascii="Times New Roman" w:hAnsi="Times New Roman" w:cs="Times New Roman"/>
-        </w:rPr>
-        <w:t>the road?</w:t>
-      </w:r>
-    </w:p>
-    <w:bookmarkEnd w:id="0"/>
-    <w:p>
-      <w:pPr>
-        <w:rPr>
-          <w:rFonts w:ascii="Times New Roman" w:hAnsi="Times New Roman" w:cs="Times New Roman"/>
-        </w:rPr>
-      </w:pPr>
-      <w:r>
-        <w:rPr>
-          <w:rFonts w:ascii="Times New Roman" w:hAnsi="Times New Roman" w:cs="Times New Roman"/>
-        </w:rPr>
-        <w:t>Is there a home field advantage?   Address this in three ways:</w:t>
+        <w:t xml:space="preserve">The weather is often more of a factor later in the season.  How much does the mean number of points scored (both teams combined) compare between the first half of the season (weeks 1-9) and the second half (weeks 10-18)? </w:t>
       </w:r>
     </w:p>
     <w:p>
@@ -962,7 +1038,7 @@
         <w:rPr>
           <w:rFonts w:ascii="Times New Roman" w:hAnsi="Times New Roman" w:cs="Times New Roman"/>
         </w:rPr>
-        <w:t>Compare the mean points scored by home teams to the mean points scored by away teams.</w:t>
+        <w:t>The most common scoring events in football are a field goal (3 points) and a touchdown with an extra point (7 points).  What proportion of point spreads are within ½ point of either 3 or 7 (i.e., 2.5, 3.5, 6.5, or 7.5)?</w:t>
       </w:r>
     </w:p>
     <w:p>
@@ -982,9 +1058,22 @@
         <w:rPr>
           <w:rFonts w:ascii="Times New Roman" w:hAnsi="Times New Roman" w:cs="Times New Roman"/>
         </w:rPr>
-        <w:t>Use the proportion of times the home team covers the spread.</w:t>
-      </w:r>
-    </w:p>
+        <w:t>How much more (or less) often do favorites cover the spread when playing at home vs. on</w:t>
+      </w:r>
+      <w:r>
+        <w:rPr>
+          <w:rFonts w:ascii="Times New Roman" w:hAnsi="Times New Roman" w:cs="Times New Roman"/>
+        </w:rPr>
+        <w:t xml:space="preserve"> </w:t>
+      </w:r>
+      <w:r>
+        <w:rPr>
+          <w:rFonts w:ascii="Times New Roman" w:hAnsi="Times New Roman" w:cs="Times New Roman"/>
+        </w:rPr>
+        <w:t>the road?</w:t>
+      </w:r>
+    </w:p>
+    <w:bookmarkEnd w:id="2"/>
     <w:p>
       <w:pPr>
         <w:pStyle w:val="ListParagraph"/>
@@ -1002,13 +1091,20 @@
         <w:rPr>
           <w:rFonts w:ascii="Times New Roman" w:hAnsi="Times New Roman" w:cs="Times New Roman"/>
         </w:rPr>
-        <w:t>Use how often the home team wins the game outright</w:t>
-      </w:r>
-      <w:r>
-        <w:rPr>
-          <w:rFonts w:ascii="Times New Roman" w:hAnsi="Times New Roman" w:cs="Times New Roman"/>
-        </w:rPr>
-        <w:t>.</w:t>
+        <w:t>How often does the favorite win the game, but fail to cover the point spread?</w:t>
+      </w:r>
+    </w:p>
+    <w:p>
+      <w:pPr>
+        <w:rPr>
+          <w:rFonts w:ascii="Times New Roman" w:hAnsi="Times New Roman" w:cs="Times New Roman"/>
+        </w:rPr>
+      </w:pPr>
+      <w:r>
+        <w:rPr>
+          <w:rFonts w:ascii="Times New Roman" w:hAnsi="Times New Roman" w:cs="Times New Roman"/>
+        </w:rPr>
+        <w:t>Is there a home field advantage?   Address this in three ways:</w:t>
       </w:r>
     </w:p>
     <w:p>
@@ -1028,7 +1124,7 @@
         <w:rPr>
           <w:rFonts w:ascii="Times New Roman" w:hAnsi="Times New Roman" w:cs="Times New Roman"/>
         </w:rPr>
-        <w:t xml:space="preserve">How often does the favorite win the game, but fail to cover the point spread? </w:t>
+        <w:t>Compare the mean points scored by home teams to the mean points scored by away teams.</w:t>
       </w:r>
     </w:p>
     <w:p>
@@ -1044,6 +1140,38 @@
           <w:rFonts w:ascii="Times New Roman" w:hAnsi="Times New Roman" w:cs="Times New Roman"/>
         </w:rPr>
       </w:pPr>
+      <w:r>
+        <w:rPr>
+          <w:rFonts w:ascii="Times New Roman" w:hAnsi="Times New Roman" w:cs="Times New Roman"/>
+        </w:rPr>
+        <w:t>Use the proportion of times the home team covers the spread.</w:t>
+      </w:r>
+    </w:p>
+    <w:p>
+      <w:pPr>
+        <w:pStyle w:val="ListParagraph"/>
+        <w:numPr>
+          <w:ilvl w:val="0"/>
+          <w:numId w:val="2"/>
+        </w:numPr>
+        <w:spacing w:line="240" w:lineRule="auto"/>
+        <w:contextualSpacing w:val="0"/>
+        <w:rPr>
+          <w:rFonts w:ascii="Times New Roman" w:hAnsi="Times New Roman" w:cs="Times New Roman"/>
+        </w:rPr>
+      </w:pPr>
+      <w:r>
+        <w:rPr>
+          <w:rFonts w:ascii="Times New Roman" w:hAnsi="Times New Roman" w:cs="Times New Roman"/>
+        </w:rPr>
+        <w:t>Use how often the home team wins the game outright</w:t>
+      </w:r>
+      <w:r>
+        <w:rPr>
+          <w:rFonts w:ascii="Times New Roman" w:hAnsi="Times New Roman" w:cs="Times New Roman"/>
+        </w:rPr>
+        <w:t>.</w:t>
+      </w:r>
     </w:p>
     <w:p>
       <w:pPr>

--- a/RLock/NFLPoints/Module/NFLPointsWorksheet.docx
+++ b/RLock/NFLPoints/Module/NFLPointsWorksheet.docx
@@ -39,11 +39,100 @@
     <w:p>
       <w:pPr>
         <w:spacing w:line="240" w:lineRule="auto"/>
-        <w:jc w:val="center"/>
-        <w:rPr>
-          <w:rFonts w:ascii="Times New Roman" w:hAnsi="Times New Roman" w:cs="Times New Roman"/>
-        </w:rPr>
-      </w:pPr>
+        <w:rPr>
+          <w:rFonts w:ascii="Times New Roman" w:hAnsi="Times New Roman" w:cs="Times New Roman"/>
+        </w:rPr>
+      </w:pPr>
+      <w:r>
+        <w:rPr>
+          <w:rFonts w:ascii="Times New Roman" w:hAnsi="Times New Roman" w:cs="Times New Roman"/>
+        </w:rPr>
+        <w:t xml:space="preserve">The </w:t>
+      </w:r>
+      <w:r>
+        <w:rPr>
+          <w:rFonts w:ascii="Times New Roman" w:hAnsi="Times New Roman" w:cs="Times New Roman"/>
+          <w:b/>
+          <w:bCs/>
+        </w:rPr>
+        <w:t>NFLPointspread.csv</w:t>
+      </w:r>
+      <w:r>
+        <w:rPr>
+          <w:rFonts w:ascii="Times New Roman" w:hAnsi="Times New Roman" w:cs="Times New Roman"/>
+        </w:rPr>
+        <w:t xml:space="preserve"> dataset has information on scores and point spreads from all regular season National Football League </w:t>
+      </w:r>
+      <w:r>
+        <w:rPr>
+          <w:rFonts w:ascii="Times New Roman" w:hAnsi="Times New Roman" w:cs="Times New Roman"/>
+        </w:rPr>
+        <w:t xml:space="preserve">(NFL) </w:t>
+      </w:r>
+      <w:r>
+        <w:rPr>
+          <w:rFonts w:ascii="Times New Roman" w:hAnsi="Times New Roman" w:cs="Times New Roman"/>
+        </w:rPr>
+        <w:t>games in the 2023 and 2024 season.  The</w:t>
+      </w:r>
+      <w:r>
+        <w:rPr>
+          <w:rFonts w:ascii="Times New Roman" w:hAnsi="Times New Roman" w:cs="Times New Roman"/>
+        </w:rPr>
+        <w:t xml:space="preserve"> point spread is a mechanism to make it hard to predict the “winner” </w:t>
+      </w:r>
+      <w:r>
+        <w:rPr>
+          <w:rFonts w:ascii="Times New Roman" w:hAnsi="Times New Roman" w:cs="Times New Roman"/>
+        </w:rPr>
+        <w:t xml:space="preserve">of any game </w:t>
+      </w:r>
+      <w:r>
+        <w:rPr>
+          <w:rFonts w:ascii="Times New Roman" w:hAnsi="Times New Roman" w:cs="Times New Roman"/>
+        </w:rPr>
+        <w:t xml:space="preserve">by adding a </w:t>
+      </w:r>
+      <w:r>
+        <w:rPr>
+          <w:rFonts w:ascii="Times New Roman" w:hAnsi="Times New Roman" w:cs="Times New Roman"/>
+        </w:rPr>
+        <w:t>pre-determined</w:t>
+      </w:r>
+      <w:r>
+        <w:rPr>
+          <w:rFonts w:ascii="Times New Roman" w:hAnsi="Times New Roman" w:cs="Times New Roman"/>
+        </w:rPr>
+        <w:t xml:space="preserve"> number of extra points to what is perceived to be the weaker team’s (the </w:t>
+      </w:r>
+      <w:r>
+        <w:rPr>
+          <w:rFonts w:ascii="Times New Roman" w:hAnsi="Times New Roman" w:cs="Times New Roman"/>
+          <w:i/>
+          <w:iCs/>
+        </w:rPr>
+        <w:t>underdog</w:t>
+      </w:r>
+      <w:r>
+        <w:rPr>
+          <w:rFonts w:ascii="Times New Roman" w:hAnsi="Times New Roman" w:cs="Times New Roman"/>
+        </w:rPr>
+        <w:t xml:space="preserve">) score. In order to “win against the points” (or </w:t>
+      </w:r>
+      <w:r>
+        <w:rPr>
+          <w:rFonts w:ascii="Times New Roman" w:hAnsi="Times New Roman" w:cs="Times New Roman"/>
+          <w:i/>
+          <w:iCs/>
+        </w:rPr>
+        <w:t>cover</w:t>
+      </w:r>
+      <w:r>
+        <w:rPr>
+          <w:rFonts w:ascii="Times New Roman" w:hAnsi="Times New Roman" w:cs="Times New Roman"/>
+        </w:rPr>
+        <w:t>), the favored team must win by more points than the point spread. If the underdog wins the game outright or finishes within the point spread of the winner’s score, they win against the points.</w:t>
+      </w:r>
     </w:p>
     <w:p>
       <w:pPr>
@@ -55,106 +144,16 @@
       <w:r>
         <w:rPr>
           <w:rFonts w:ascii="Times New Roman" w:hAnsi="Times New Roman" w:cs="Times New Roman"/>
-        </w:rPr>
-        <w:t xml:space="preserve">The </w:t>
-      </w:r>
-      <w:r>
-        <w:rPr>
-          <w:rFonts w:ascii="Times New Roman" w:hAnsi="Times New Roman" w:cs="Times New Roman"/>
           <w:b/>
           <w:bCs/>
         </w:rPr>
-        <w:t>NFLPointspread.csv</w:t>
-      </w:r>
-      <w:r>
-        <w:rPr>
-          <w:rFonts w:ascii="Times New Roman" w:hAnsi="Times New Roman" w:cs="Times New Roman"/>
-        </w:rPr>
-        <w:t xml:space="preserve"> dataset has information on scores and point spreads from all regular season National Football League </w:t>
-      </w:r>
-      <w:r>
-        <w:rPr>
-          <w:rFonts w:ascii="Times New Roman" w:hAnsi="Times New Roman" w:cs="Times New Roman"/>
-        </w:rPr>
-        <w:t xml:space="preserve">(NFL) </w:t>
-      </w:r>
-      <w:r>
-        <w:rPr>
-          <w:rFonts w:ascii="Times New Roman" w:hAnsi="Times New Roman" w:cs="Times New Roman"/>
-        </w:rPr>
-        <w:t>games in the 2023 and 2024 season.  The</w:t>
-      </w:r>
-      <w:r>
-        <w:rPr>
-          <w:rFonts w:ascii="Times New Roman" w:hAnsi="Times New Roman" w:cs="Times New Roman"/>
-        </w:rPr>
-        <w:t xml:space="preserve"> point spread is a mechanism to make it hard to predict the “winner” </w:t>
-      </w:r>
-      <w:r>
-        <w:rPr>
-          <w:rFonts w:ascii="Times New Roman" w:hAnsi="Times New Roman" w:cs="Times New Roman"/>
-        </w:rPr>
-        <w:t xml:space="preserve">of any game </w:t>
-      </w:r>
-      <w:r>
-        <w:rPr>
-          <w:rFonts w:ascii="Times New Roman" w:hAnsi="Times New Roman" w:cs="Times New Roman"/>
-        </w:rPr>
-        <w:t xml:space="preserve">by adding a </w:t>
-      </w:r>
-      <w:r>
-        <w:rPr>
-          <w:rFonts w:ascii="Times New Roman" w:hAnsi="Times New Roman" w:cs="Times New Roman"/>
-        </w:rPr>
-        <w:t>pre-determined</w:t>
-      </w:r>
-      <w:r>
-        <w:rPr>
-          <w:rFonts w:ascii="Times New Roman" w:hAnsi="Times New Roman" w:cs="Times New Roman"/>
-        </w:rPr>
-        <w:t xml:space="preserve"> number of extra points to what is perceived to be the weaker team’s (the </w:t>
-      </w:r>
-      <w:r>
-        <w:rPr>
-          <w:rFonts w:ascii="Times New Roman" w:hAnsi="Times New Roman" w:cs="Times New Roman"/>
-          <w:i/>
-          <w:iCs/>
-        </w:rPr>
-        <w:t>underdog</w:t>
-      </w:r>
-      <w:r>
-        <w:rPr>
-          <w:rFonts w:ascii="Times New Roman" w:hAnsi="Times New Roman" w:cs="Times New Roman"/>
-        </w:rPr>
-        <w:t xml:space="preserve">) score. </w:t>
-      </w:r>
-      <w:proofErr w:type="gramStart"/>
-      <w:r>
-        <w:rPr>
-          <w:rFonts w:ascii="Times New Roman" w:hAnsi="Times New Roman" w:cs="Times New Roman"/>
-        </w:rPr>
-        <w:t>In order to</w:t>
-      </w:r>
-      <w:proofErr w:type="gramEnd"/>
-      <w:r>
-        <w:rPr>
-          <w:rFonts w:ascii="Times New Roman" w:hAnsi="Times New Roman" w:cs="Times New Roman"/>
-        </w:rPr>
-        <w:t xml:space="preserve"> “win against the points” (or </w:t>
-      </w:r>
-      <w:r>
-        <w:rPr>
-          <w:rFonts w:ascii="Times New Roman" w:hAnsi="Times New Roman" w:cs="Times New Roman"/>
-          <w:i/>
-          <w:iCs/>
-        </w:rPr>
-        <w:t>cover</w:t>
-      </w:r>
-      <w:r>
-        <w:rPr>
-          <w:rFonts w:ascii="Times New Roman" w:hAnsi="Times New Roman" w:cs="Times New Roman"/>
-        </w:rPr>
-        <w:t>), the favored team must win by more points than the point spread. If the underdog wins the game outright or finishes within the point spread of the winner’s score, they win against the points.</w:t>
+        <w:t>Example</w:t>
+      </w:r>
+      <w:r>
+        <w:rPr>
+          <w:rFonts w:ascii="Times New Roman" w:hAnsi="Times New Roman" w:cs="Times New Roman"/>
+        </w:rPr>
+        <w:t>: The Kansas City Chiefs played at the Buffalo Bills in week #12 of the 2024 season and Buffalo was a 2.5 point favorite. The final score was Buffalo 30 - Kansas City 21, so Buffalo won against the points. If Kansas City had scored one more touchdown to make the score 30-28, they would have covered the 2.5 spread.</w:t>
       </w:r>
     </w:p>
     <w:p>
@@ -167,30 +166,44 @@
       <w:r>
         <w:rPr>
           <w:rFonts w:ascii="Times New Roman" w:hAnsi="Times New Roman" w:cs="Times New Roman"/>
-          <w:b/>
-          <w:bCs/>
-        </w:rPr>
-        <w:t>Example</w:t>
-      </w:r>
-      <w:r>
-        <w:rPr>
-          <w:rFonts w:ascii="Times New Roman" w:hAnsi="Times New Roman" w:cs="Times New Roman"/>
-        </w:rPr>
-        <w:t xml:space="preserve">: The Kansas City Chiefs played at the Buffalo Bills in week #12 of the 2024 season and Buffalo was a </w:t>
-      </w:r>
-      <w:proofErr w:type="gramStart"/>
-      <w:r>
-        <w:rPr>
-          <w:rFonts w:ascii="Times New Roman" w:hAnsi="Times New Roman" w:cs="Times New Roman"/>
-        </w:rPr>
-        <w:t>2.5 point</w:t>
-      </w:r>
-      <w:proofErr w:type="gramEnd"/>
-      <w:r>
-        <w:rPr>
-          <w:rFonts w:ascii="Times New Roman" w:hAnsi="Times New Roman" w:cs="Times New Roman"/>
-        </w:rPr>
-        <w:t xml:space="preserve"> favorite. The final score was Buffalo 30 - Kansas City 21, so Buffalo won against the points. If Kansas City had scored one more touchdown to make the score 30-28, they would have covered the 2.5 spread.</w:t>
+        </w:rPr>
+        <w:t>In theory, the point spread makes the game a toss up, so either team has a 50% chance of winning. In practice, the point spreads are often chosen to try to get an equal am</w:t>
+      </w:r>
+      <w:r>
+        <w:rPr>
+          <w:rFonts w:ascii="Times New Roman" w:hAnsi="Times New Roman" w:cs="Times New Roman"/>
+        </w:rPr>
+        <w:t>o</w:t>
+      </w:r>
+      <w:r>
+        <w:rPr>
+          <w:rFonts w:ascii="Times New Roman" w:hAnsi="Times New Roman" w:cs="Times New Roman"/>
+        </w:rPr>
+        <w:t>unt of action on either side of the bet.</w:t>
+      </w:r>
+      <w:r>
+        <w:rPr>
+          <w:rFonts w:ascii="Times New Roman" w:hAnsi="Times New Roman" w:cs="Times New Roman"/>
+        </w:rPr>
+        <w:t xml:space="preserve">  </w:t>
+      </w:r>
+      <w:r>
+        <w:rPr>
+          <w:rFonts w:ascii="Times New Roman" w:hAnsi="Times New Roman" w:cs="Times New Roman"/>
+        </w:rPr>
+        <w:t>We use point spreads from ESPN's Pigskin Pick'em Game which are all in "half points" (1.5, 2.5, etc.) so there is always a "winner" against the points.</w:t>
+      </w:r>
+      <w:r>
+        <w:rPr>
+          <w:rFonts w:ascii="Times New Roman" w:hAnsi="Times New Roman" w:cs="Times New Roman"/>
+        </w:rPr>
+        <w:t xml:space="preserve"> </w:t>
+      </w:r>
+      <w:r>
+        <w:rPr>
+          <w:rFonts w:ascii="Times New Roman" w:hAnsi="Times New Roman" w:cs="Times New Roman"/>
+        </w:rPr>
+        <w:t xml:space="preserve"> </w:t>
       </w:r>
     </w:p>
     <w:p>
@@ -204,105 +217,13 @@
         <w:rPr>
           <w:rFonts w:ascii="Times New Roman" w:hAnsi="Times New Roman" w:cs="Times New Roman"/>
         </w:rPr>
-        <w:t xml:space="preserve">In theory, the point spread makes the game a </w:t>
-      </w:r>
-      <w:proofErr w:type="spellStart"/>
-      <w:r>
-        <w:rPr>
-          <w:rFonts w:ascii="Times New Roman" w:hAnsi="Times New Roman" w:cs="Times New Roman"/>
-        </w:rPr>
-        <w:t>toss up</w:t>
-      </w:r>
-      <w:proofErr w:type="spellEnd"/>
-      <w:r>
-        <w:rPr>
-          <w:rFonts w:ascii="Times New Roman" w:hAnsi="Times New Roman" w:cs="Times New Roman"/>
-        </w:rPr>
-        <w:t>, so either team has a 50% chance of winning. In practice, the point spreads are often chosen to try to get an equal am</w:t>
-      </w:r>
-      <w:r>
-        <w:rPr>
-          <w:rFonts w:ascii="Times New Roman" w:hAnsi="Times New Roman" w:cs="Times New Roman"/>
-        </w:rPr>
-        <w:t>o</w:t>
-      </w:r>
-      <w:r>
-        <w:rPr>
-          <w:rFonts w:ascii="Times New Roman" w:hAnsi="Times New Roman" w:cs="Times New Roman"/>
-        </w:rPr>
-        <w:t>unt of action on either side of the bet.</w:t>
-      </w:r>
-      <w:r>
-        <w:rPr>
-          <w:rFonts w:ascii="Times New Roman" w:hAnsi="Times New Roman" w:cs="Times New Roman"/>
-        </w:rPr>
-        <w:t xml:space="preserve">  </w:t>
-      </w:r>
-      <w:r>
-        <w:rPr>
-          <w:rFonts w:ascii="Times New Roman" w:hAnsi="Times New Roman" w:cs="Times New Roman"/>
-        </w:rPr>
-        <w:t>We use point spreads from ESPN's Pigskin Pick'em Game which are all in "half points" (1.5, 2.5, etc.) so there is always a "winner" against the points.</w:t>
-      </w:r>
-      <w:r>
-        <w:rPr>
-          <w:rFonts w:ascii="Times New Roman" w:hAnsi="Times New Roman" w:cs="Times New Roman"/>
-        </w:rPr>
-        <w:t xml:space="preserve"> </w:t>
-      </w:r>
-      <w:r>
-        <w:rPr>
-          <w:rFonts w:ascii="Times New Roman" w:hAnsi="Times New Roman" w:cs="Times New Roman"/>
-        </w:rPr>
-        <w:t xml:space="preserve"> The variables in </w:t>
-      </w:r>
-      <w:proofErr w:type="spellStart"/>
-      <w:proofErr w:type="gramStart"/>
-      <w:r>
-        <w:rPr>
-          <w:rFonts w:ascii="Times New Roman" w:hAnsi="Times New Roman" w:cs="Times New Roman"/>
-        </w:rPr>
-        <w:t>he</w:t>
-      </w:r>
-      <w:proofErr w:type="spellEnd"/>
-      <w:proofErr w:type="gramEnd"/>
-      <w:r>
-        <w:rPr>
-          <w:rFonts w:ascii="Times New Roman" w:hAnsi="Times New Roman" w:cs="Times New Roman"/>
-        </w:rPr>
-        <w:t xml:space="preserve"> dataset are described on the last page of this handout.  </w:t>
-      </w:r>
-    </w:p>
-    <w:p>
-      <w:pPr>
-        <w:spacing w:line="240" w:lineRule="auto"/>
-        <w:rPr>
-          <w:rFonts w:ascii="Times New Roman" w:hAnsi="Times New Roman" w:cs="Times New Roman"/>
-        </w:rPr>
-      </w:pPr>
-      <w:r>
-        <w:rPr>
-          <w:rFonts w:ascii="Times New Roman" w:hAnsi="Times New Roman" w:cs="Times New Roman"/>
-        </w:rPr>
         <w:t xml:space="preserve">How well do the point spreads do at predicting the actual game outcomes? </w:t>
       </w:r>
       <w:r>
         <w:rPr>
           <w:rFonts w:ascii="Times New Roman" w:hAnsi="Times New Roman" w:cs="Times New Roman"/>
         </w:rPr>
-        <w:t xml:space="preserve"> Do they properly account for any home field advantage?  These sorts of questions are the topic of this worksheet.  For each question </w:t>
-      </w:r>
-      <w:r>
-        <w:rPr>
-          <w:rFonts w:ascii="Times New Roman" w:hAnsi="Times New Roman" w:cs="Times New Roman"/>
-        </w:rPr>
-        <w:t xml:space="preserve">below </w:t>
-      </w:r>
-      <w:r>
-        <w:rPr>
-          <w:rFonts w:ascii="Times New Roman" w:hAnsi="Times New Roman" w:cs="Times New Roman"/>
-        </w:rPr>
-        <w:t>you</w:t>
+        <w:t xml:space="preserve"> Do they properly account for any home field advantage?  These sorts of questions are the topic of this worksheet.  For each question you</w:t>
       </w:r>
       <w:r>
         <w:rPr>
@@ -418,776 +339,6 @@
     </w:p>
     <w:p>
       <w:pPr>
-        <w:spacing w:line="240" w:lineRule="auto"/>
-        <w:rPr>
-          <w:rFonts w:ascii="Times New Roman" w:hAnsi="Times New Roman" w:cs="Times New Roman"/>
-          <w:b/>
-          <w:bCs/>
-        </w:rPr>
-      </w:pPr>
-      <w:r>
-        <w:rPr>
-          <w:rFonts w:ascii="Times New Roman" w:hAnsi="Times New Roman" w:cs="Times New Roman"/>
-          <w:b/>
-          <w:bCs/>
-        </w:rPr>
-        <w:t xml:space="preserve">20 </w:t>
-      </w:r>
-      <w:r>
-        <w:rPr>
-          <w:rFonts w:ascii="Times New Roman" w:hAnsi="Times New Roman" w:cs="Times New Roman"/>
-          <w:b/>
-          <w:bCs/>
-        </w:rPr>
-        <w:t>Questions:</w:t>
-      </w:r>
-    </w:p>
-    <w:p>
-      <w:pPr>
-        <w:pStyle w:val="ListParagraph"/>
-        <w:numPr>
-          <w:ilvl w:val="0"/>
-          <w:numId w:val="2"/>
-        </w:numPr>
-        <w:spacing w:line="240" w:lineRule="auto"/>
-        <w:contextualSpacing w:val="0"/>
-        <w:rPr>
-          <w:rFonts w:ascii="Times New Roman" w:hAnsi="Times New Roman" w:cs="Times New Roman"/>
-        </w:rPr>
-      </w:pPr>
-      <w:r>
-        <w:rPr>
-          <w:rFonts w:ascii="Times New Roman" w:hAnsi="Times New Roman" w:cs="Times New Roman"/>
-        </w:rPr>
-        <w:t xml:space="preserve">What proportion of the time does the favored team </w:t>
-      </w:r>
-      <w:proofErr w:type="gramStart"/>
-      <w:r>
-        <w:rPr>
-          <w:rFonts w:ascii="Times New Roman" w:hAnsi="Times New Roman" w:cs="Times New Roman"/>
-        </w:rPr>
-        <w:t>actually win</w:t>
-      </w:r>
-      <w:proofErr w:type="gramEnd"/>
-      <w:r>
-        <w:rPr>
-          <w:rFonts w:ascii="Times New Roman" w:hAnsi="Times New Roman" w:cs="Times New Roman"/>
-        </w:rPr>
-        <w:t xml:space="preserve"> the game outright? </w:t>
-      </w:r>
-    </w:p>
-    <w:p>
-      <w:pPr>
-        <w:pStyle w:val="ListParagraph"/>
-        <w:numPr>
-          <w:ilvl w:val="0"/>
-          <w:numId w:val="2"/>
-        </w:numPr>
-        <w:spacing w:line="240" w:lineRule="auto"/>
-        <w:contextualSpacing w:val="0"/>
-        <w:rPr>
-          <w:rFonts w:ascii="Times New Roman" w:hAnsi="Times New Roman" w:cs="Times New Roman"/>
-        </w:rPr>
-      </w:pPr>
-      <w:r>
-        <w:rPr>
-          <w:rFonts w:ascii="Times New Roman" w:hAnsi="Times New Roman" w:cs="Times New Roman"/>
-        </w:rPr>
-        <w:t xml:space="preserve">Is the chance the favorite covers the spread discernibly different from 0.50? </w:t>
-      </w:r>
-    </w:p>
-    <w:p>
-      <w:pPr>
-        <w:pStyle w:val="ListParagraph"/>
-        <w:numPr>
-          <w:ilvl w:val="0"/>
-          <w:numId w:val="2"/>
-        </w:numPr>
-        <w:spacing w:line="240" w:lineRule="auto"/>
-        <w:contextualSpacing w:val="0"/>
-        <w:rPr>
-          <w:rFonts w:ascii="Times New Roman" w:hAnsi="Times New Roman" w:cs="Times New Roman"/>
-        </w:rPr>
-      </w:pPr>
-      <w:r>
-        <w:rPr>
-          <w:rFonts w:ascii="Times New Roman" w:hAnsi="Times New Roman" w:cs="Times New Roman"/>
-        </w:rPr>
-        <w:t xml:space="preserve">How different is the average point spread when the </w:t>
-      </w:r>
-      <w:r>
-        <w:rPr>
-          <w:rFonts w:ascii="Times New Roman" w:hAnsi="Times New Roman" w:cs="Times New Roman"/>
-        </w:rPr>
-        <w:t xml:space="preserve">favored team is playing at home as compared to the favorite playing on the road? </w:t>
-      </w:r>
-    </w:p>
-    <w:p>
-      <w:pPr>
-        <w:pStyle w:val="ListParagraph"/>
-        <w:numPr>
-          <w:ilvl w:val="0"/>
-          <w:numId w:val="2"/>
-        </w:numPr>
-        <w:spacing w:line="240" w:lineRule="auto"/>
-        <w:contextualSpacing w:val="0"/>
-        <w:rPr>
-          <w:rFonts w:ascii="Times New Roman" w:hAnsi="Times New Roman" w:cs="Times New Roman"/>
-        </w:rPr>
-      </w:pPr>
-      <w:r>
-        <w:rPr>
-          <w:rFonts w:ascii="Times New Roman" w:hAnsi="Times New Roman" w:cs="Times New Roman"/>
-        </w:rPr>
-        <w:t>Many football fans say that the home field advantage is about a field goal (three points). Is the average home margin (</w:t>
-      </w:r>
-      <w:proofErr w:type="spellStart"/>
-      <w:r>
-        <w:rPr>
-          <w:rFonts w:ascii="Times New Roman" w:hAnsi="Times New Roman" w:cs="Times New Roman"/>
-          <w:i/>
-          <w:iCs/>
-        </w:rPr>
-        <w:t>HomeDiff</w:t>
-      </w:r>
-      <w:proofErr w:type="spellEnd"/>
-      <w:r>
-        <w:rPr>
-          <w:rFonts w:ascii="Times New Roman" w:hAnsi="Times New Roman" w:cs="Times New Roman"/>
-        </w:rPr>
-        <w:t>) discernibly different from three points?</w:t>
-      </w:r>
-    </w:p>
-    <w:p>
-      <w:pPr>
-        <w:pStyle w:val="ListParagraph"/>
-        <w:numPr>
-          <w:ilvl w:val="0"/>
-          <w:numId w:val="2"/>
-        </w:numPr>
-        <w:spacing w:line="240" w:lineRule="auto"/>
-        <w:contextualSpacing w:val="0"/>
-        <w:rPr>
-          <w:rFonts w:ascii="Times New Roman" w:hAnsi="Times New Roman" w:cs="Times New Roman"/>
-        </w:rPr>
-      </w:pPr>
-      <w:r>
-        <w:rPr>
-          <w:rFonts w:ascii="Times New Roman" w:hAnsi="Times New Roman" w:cs="Times New Roman"/>
-        </w:rPr>
-        <w:lastRenderedPageBreak/>
-        <w:t>Is the</w:t>
-      </w:r>
-      <w:r>
-        <w:rPr>
-          <w:rFonts w:ascii="Times New Roman" w:hAnsi="Times New Roman" w:cs="Times New Roman"/>
-        </w:rPr>
-        <w:t xml:space="preserve">re </w:t>
-      </w:r>
-      <w:r>
-        <w:rPr>
-          <w:rFonts w:ascii="Times New Roman" w:hAnsi="Times New Roman" w:cs="Times New Roman"/>
-        </w:rPr>
-        <w:t>convincing</w:t>
-      </w:r>
-      <w:r>
-        <w:rPr>
-          <w:rFonts w:ascii="Times New Roman" w:hAnsi="Times New Roman" w:cs="Times New Roman"/>
-        </w:rPr>
-        <w:t xml:space="preserve"> evidence that</w:t>
-      </w:r>
-      <w:r>
-        <w:rPr>
-          <w:rFonts w:ascii="Times New Roman" w:hAnsi="Times New Roman" w:cs="Times New Roman"/>
-        </w:rPr>
-        <w:t xml:space="preserve"> the </w:t>
-      </w:r>
-      <w:r>
-        <w:rPr>
-          <w:rFonts w:ascii="Times New Roman" w:hAnsi="Times New Roman" w:cs="Times New Roman"/>
-        </w:rPr>
-        <w:t xml:space="preserve"> average point spread assigned to the home team (</w:t>
-      </w:r>
-      <w:proofErr w:type="spellStart"/>
-      <w:r>
-        <w:rPr>
-          <w:rFonts w:ascii="Times New Roman" w:hAnsi="Times New Roman" w:cs="Times New Roman"/>
-          <w:i/>
-          <w:iCs/>
-        </w:rPr>
-        <w:t>HomePts</w:t>
-      </w:r>
-      <w:proofErr w:type="spellEnd"/>
-      <w:r>
-        <w:rPr>
-          <w:rFonts w:ascii="Times New Roman" w:hAnsi="Times New Roman" w:cs="Times New Roman"/>
-        </w:rPr>
-        <w:t xml:space="preserve">) </w:t>
-      </w:r>
-      <w:r>
-        <w:rPr>
-          <w:rFonts w:ascii="Times New Roman" w:hAnsi="Times New Roman" w:cs="Times New Roman"/>
-        </w:rPr>
-        <w:t>is different from</w:t>
-      </w:r>
-      <w:r>
-        <w:rPr>
-          <w:rFonts w:ascii="Times New Roman" w:hAnsi="Times New Roman" w:cs="Times New Roman"/>
-        </w:rPr>
-        <w:t xml:space="preserve"> three points?</w:t>
-      </w:r>
-    </w:p>
-    <w:p>
-      <w:pPr>
-        <w:pStyle w:val="ListParagraph"/>
-        <w:numPr>
-          <w:ilvl w:val="0"/>
-          <w:numId w:val="2"/>
-        </w:numPr>
-        <w:spacing w:line="240" w:lineRule="auto"/>
-        <w:contextualSpacing w:val="0"/>
-        <w:rPr>
-          <w:rFonts w:ascii="Times New Roman" w:hAnsi="Times New Roman" w:cs="Times New Roman"/>
-        </w:rPr>
-      </w:pPr>
-      <w:r>
-        <w:rPr>
-          <w:rFonts w:ascii="Times New Roman" w:hAnsi="Times New Roman" w:cs="Times New Roman"/>
-        </w:rPr>
-        <w:t>Estimate the mean difference between the point spread (</w:t>
-      </w:r>
-      <w:r>
-        <w:rPr>
-          <w:rFonts w:ascii="Times New Roman" w:hAnsi="Times New Roman" w:cs="Times New Roman"/>
-          <w:i/>
-          <w:iCs/>
-        </w:rPr>
-        <w:t>Pts</w:t>
-      </w:r>
-      <w:r>
-        <w:rPr>
-          <w:rFonts w:ascii="Times New Roman" w:hAnsi="Times New Roman" w:cs="Times New Roman"/>
-        </w:rPr>
-        <w:t>) and the actual margin for the favored team (</w:t>
-      </w:r>
-      <w:proofErr w:type="spellStart"/>
-      <w:r>
-        <w:rPr>
-          <w:rFonts w:ascii="Times New Roman" w:hAnsi="Times New Roman" w:cs="Times New Roman"/>
-          <w:i/>
-          <w:iCs/>
-        </w:rPr>
-        <w:t>FavDiff</w:t>
-      </w:r>
-      <w:proofErr w:type="spellEnd"/>
-      <w:r>
-        <w:rPr>
-          <w:rFonts w:ascii="Times New Roman" w:hAnsi="Times New Roman" w:cs="Times New Roman"/>
-        </w:rPr>
-        <w:t xml:space="preserve">). </w:t>
-      </w:r>
-      <w:r>
-        <w:rPr>
-          <w:rFonts w:ascii="Times New Roman" w:hAnsi="Times New Roman" w:cs="Times New Roman"/>
-        </w:rPr>
-        <w:t xml:space="preserve"> Note that the margin will be negative if the favored team loses. </w:t>
-      </w:r>
-    </w:p>
-    <w:p>
-      <w:pPr>
-        <w:pStyle w:val="ListParagraph"/>
-        <w:numPr>
-          <w:ilvl w:val="0"/>
-          <w:numId w:val="2"/>
-        </w:numPr>
-        <w:spacing w:line="240" w:lineRule="auto"/>
-        <w:contextualSpacing w:val="0"/>
-        <w:rPr>
-          <w:rFonts w:ascii="Times New Roman" w:hAnsi="Times New Roman" w:cs="Times New Roman"/>
-        </w:rPr>
-      </w:pPr>
-      <w:r>
-        <w:rPr>
-          <w:rFonts w:ascii="Times New Roman" w:hAnsi="Times New Roman" w:cs="Times New Roman"/>
-        </w:rPr>
-        <w:t xml:space="preserve">Is there convincing evidence that </w:t>
-      </w:r>
-      <w:r>
-        <w:rPr>
-          <w:rFonts w:ascii="Times New Roman" w:hAnsi="Times New Roman" w:cs="Times New Roman"/>
-        </w:rPr>
-        <w:t>point spreads (Pts) tend, on average,  to overestimate the margin for the favored team (</w:t>
-      </w:r>
-      <w:proofErr w:type="spellStart"/>
-      <w:r>
-        <w:rPr>
-          <w:rFonts w:ascii="Times New Roman" w:hAnsi="Times New Roman" w:cs="Times New Roman"/>
-          <w:i/>
-          <w:iCs/>
-        </w:rPr>
-        <w:t>FavDiiff</w:t>
-      </w:r>
-      <w:proofErr w:type="spellEnd"/>
-      <w:r>
-        <w:rPr>
-          <w:rFonts w:ascii="Times New Roman" w:hAnsi="Times New Roman" w:cs="Times New Roman"/>
-        </w:rPr>
-        <w:t>)?</w:t>
-      </w:r>
-    </w:p>
-    <w:p>
-      <w:pPr>
-        <w:pStyle w:val="ListParagraph"/>
-        <w:numPr>
-          <w:ilvl w:val="0"/>
-          <w:numId w:val="2"/>
-        </w:numPr>
-        <w:spacing w:line="240" w:lineRule="auto"/>
-        <w:contextualSpacing w:val="0"/>
-        <w:rPr>
-          <w:rFonts w:ascii="Times New Roman" w:hAnsi="Times New Roman" w:cs="Times New Roman"/>
-        </w:rPr>
-      </w:pPr>
-      <w:r>
-        <w:rPr>
-          <w:rFonts w:ascii="Times New Roman" w:hAnsi="Times New Roman" w:cs="Times New Roman"/>
-        </w:rPr>
-        <w:t>What is the average absolute value of the difference between the point spread (</w:t>
-      </w:r>
-      <w:r>
-        <w:rPr>
-          <w:rFonts w:ascii="Times New Roman" w:hAnsi="Times New Roman" w:cs="Times New Roman"/>
-          <w:i/>
-          <w:iCs/>
-        </w:rPr>
-        <w:t>Pts</w:t>
-      </w:r>
-      <w:r>
-        <w:rPr>
-          <w:rFonts w:ascii="Times New Roman" w:hAnsi="Times New Roman" w:cs="Times New Roman"/>
-        </w:rPr>
-        <w:t>) and the actual game margin (</w:t>
-      </w:r>
-      <w:proofErr w:type="spellStart"/>
-      <w:r>
-        <w:rPr>
-          <w:rFonts w:ascii="Times New Roman" w:hAnsi="Times New Roman" w:cs="Times New Roman"/>
-          <w:i/>
-          <w:iCs/>
-        </w:rPr>
-        <w:t>FavDiff</w:t>
-      </w:r>
-      <w:proofErr w:type="spellEnd"/>
-      <w:r>
-        <w:rPr>
-          <w:rFonts w:ascii="Times New Roman" w:hAnsi="Times New Roman" w:cs="Times New Roman"/>
-        </w:rPr>
-        <w:t>)?</w:t>
-      </w:r>
-    </w:p>
-    <w:p>
-      <w:pPr>
-        <w:spacing w:line="240" w:lineRule="auto"/>
-        <w:ind w:left="360"/>
-        <w:rPr>
-          <w:rFonts w:ascii="Times New Roman" w:hAnsi="Times New Roman" w:cs="Times New Roman"/>
-        </w:rPr>
-      </w:pPr>
-      <w:r>
-        <w:rPr>
-          <w:rFonts w:ascii="Times New Roman" w:hAnsi="Times New Roman" w:cs="Times New Roman"/>
-        </w:rPr>
-        <w:t xml:space="preserve">Do </w:t>
-      </w:r>
-      <w:proofErr w:type="gramStart"/>
-      <w:r>
-        <w:rPr>
-          <w:rFonts w:ascii="Times New Roman" w:hAnsi="Times New Roman" w:cs="Times New Roman"/>
-        </w:rPr>
-        <w:t>point</w:t>
-      </w:r>
-      <w:proofErr w:type="gramEnd"/>
-      <w:r>
-        <w:rPr>
-          <w:rFonts w:ascii="Times New Roman" w:hAnsi="Times New Roman" w:cs="Times New Roman"/>
-        </w:rPr>
-        <w:t xml:space="preserve"> spreads get more accurate as the season goes along?  Address this in two ways:</w:t>
-      </w:r>
-    </w:p>
-    <w:p>
-      <w:pPr>
-        <w:pStyle w:val="ListParagraph"/>
-        <w:numPr>
-          <w:ilvl w:val="0"/>
-          <w:numId w:val="2"/>
-        </w:numPr>
-        <w:spacing w:line="240" w:lineRule="auto"/>
-        <w:contextualSpacing w:val="0"/>
-        <w:rPr>
-          <w:rFonts w:ascii="Times New Roman" w:hAnsi="Times New Roman" w:cs="Times New Roman"/>
-        </w:rPr>
-      </w:pPr>
-      <w:r>
-        <w:rPr>
-          <w:rFonts w:ascii="Times New Roman" w:hAnsi="Times New Roman" w:cs="Times New Roman"/>
-        </w:rPr>
-        <w:t>Is the proportion of games where the favored team wins higher during the second half of the season (weeks 10-18) than the first half of the season (weeks 1-9)?</w:t>
-      </w:r>
-    </w:p>
-    <w:p>
-      <w:pPr>
-        <w:pStyle w:val="ListParagraph"/>
-        <w:numPr>
-          <w:ilvl w:val="0"/>
-          <w:numId w:val="2"/>
-        </w:numPr>
-        <w:spacing w:line="240" w:lineRule="auto"/>
-        <w:contextualSpacing w:val="0"/>
-        <w:rPr>
-          <w:rFonts w:ascii="Times New Roman" w:hAnsi="Times New Roman" w:cs="Times New Roman"/>
-        </w:rPr>
-      </w:pPr>
-      <w:bookmarkStart w:id="0" w:name="_Hlk204519785"/>
-      <w:r>
-        <w:rPr>
-          <w:rFonts w:ascii="Times New Roman" w:hAnsi="Times New Roman" w:cs="Times New Roman"/>
-        </w:rPr>
-        <w:t xml:space="preserve">Find the absolute value of the difference between </w:t>
-      </w:r>
-      <w:r>
-        <w:rPr>
-          <w:rFonts w:ascii="Times New Roman" w:hAnsi="Times New Roman" w:cs="Times New Roman"/>
-        </w:rPr>
-        <w:t>the point spread (</w:t>
-      </w:r>
-      <w:r>
-        <w:rPr>
-          <w:rFonts w:ascii="Times New Roman" w:hAnsi="Times New Roman" w:cs="Times New Roman"/>
-          <w:i/>
-          <w:iCs/>
-        </w:rPr>
-        <w:t>Pts</w:t>
-      </w:r>
-      <w:r>
-        <w:rPr>
-          <w:rFonts w:ascii="Times New Roman" w:hAnsi="Times New Roman" w:cs="Times New Roman"/>
-        </w:rPr>
-        <w:t>)</w:t>
-      </w:r>
-      <w:r>
-        <w:rPr>
-          <w:rFonts w:ascii="Times New Roman" w:hAnsi="Times New Roman" w:cs="Times New Roman"/>
-        </w:rPr>
-        <w:t xml:space="preserve"> and the actual game margin (</w:t>
-      </w:r>
-      <w:proofErr w:type="spellStart"/>
-      <w:r>
-        <w:rPr>
-          <w:rFonts w:ascii="Times New Roman" w:hAnsi="Times New Roman" w:cs="Times New Roman"/>
-          <w:i/>
-          <w:iCs/>
-        </w:rPr>
-        <w:t>FavDiff</w:t>
-      </w:r>
-      <w:proofErr w:type="spellEnd"/>
-      <w:r>
-        <w:rPr>
-          <w:rFonts w:ascii="Times New Roman" w:hAnsi="Times New Roman" w:cs="Times New Roman"/>
-        </w:rPr>
-        <w:t xml:space="preserve">) for each game.  Is the average discrepancy smaller in the second half of the season </w:t>
-      </w:r>
-      <w:proofErr w:type="gramStart"/>
-      <w:r>
-        <w:rPr>
-          <w:rFonts w:ascii="Times New Roman" w:hAnsi="Times New Roman" w:cs="Times New Roman"/>
-        </w:rPr>
-        <w:t>than</w:t>
-      </w:r>
-      <w:proofErr w:type="gramEnd"/>
-      <w:r>
-        <w:rPr>
-          <w:rFonts w:ascii="Times New Roman" w:hAnsi="Times New Roman" w:cs="Times New Roman"/>
-        </w:rPr>
-        <w:t xml:space="preserve"> the first half?</w:t>
-      </w:r>
-      <w:r>
-        <w:rPr>
-          <w:rFonts w:ascii="Times New Roman" w:hAnsi="Times New Roman" w:cs="Times New Roman"/>
-        </w:rPr>
-        <w:t xml:space="preserve"> </w:t>
-      </w:r>
-    </w:p>
-    <w:bookmarkEnd w:id="0"/>
-    <w:p>
-      <w:pPr>
-        <w:pStyle w:val="ListParagraph"/>
-        <w:numPr>
-          <w:ilvl w:val="0"/>
-          <w:numId w:val="2"/>
-        </w:numPr>
-        <w:spacing w:line="240" w:lineRule="auto"/>
-        <w:contextualSpacing w:val="0"/>
-        <w:rPr>
-          <w:rFonts w:ascii="Times New Roman" w:hAnsi="Times New Roman" w:cs="Times New Roman"/>
-        </w:rPr>
-      </w:pPr>
-      <w:r>
-        <w:rPr>
-          <w:rFonts w:ascii="Times New Roman" w:hAnsi="Times New Roman" w:cs="Times New Roman"/>
-        </w:rPr>
-        <w:t>Some fans say they avoid choosing a favorite when the spread is double digits (more than 10 points). Is the proportion of favorites who cover discernibly less than 0.50 when the spread is more than ten points?</w:t>
-      </w:r>
-    </w:p>
-    <w:p>
-      <w:pPr>
-        <w:pStyle w:val="ListParagraph"/>
-        <w:numPr>
-          <w:ilvl w:val="0"/>
-          <w:numId w:val="2"/>
-        </w:numPr>
-        <w:spacing w:line="240" w:lineRule="auto"/>
-        <w:contextualSpacing w:val="0"/>
-        <w:rPr>
-          <w:rFonts w:ascii="Times New Roman" w:hAnsi="Times New Roman" w:cs="Times New Roman"/>
-        </w:rPr>
-      </w:pPr>
-      <w:r>
-        <w:rPr>
-          <w:rFonts w:ascii="Times New Roman" w:hAnsi="Times New Roman" w:cs="Times New Roman"/>
-        </w:rPr>
-        <w:t>How often is the away team favored to win the game?</w:t>
-      </w:r>
-    </w:p>
-    <w:p>
-      <w:pPr>
-        <w:pStyle w:val="ListParagraph"/>
-        <w:numPr>
-          <w:ilvl w:val="0"/>
-          <w:numId w:val="2"/>
-        </w:numPr>
-        <w:spacing w:line="240" w:lineRule="auto"/>
-        <w:contextualSpacing w:val="0"/>
-        <w:rPr>
-          <w:rFonts w:ascii="Times New Roman" w:hAnsi="Times New Roman" w:cs="Times New Roman"/>
-        </w:rPr>
-      </w:pPr>
-      <w:bookmarkStart w:id="1" w:name="_Hlk204521055"/>
-      <w:r>
-        <w:rPr>
-          <w:rFonts w:ascii="Times New Roman" w:hAnsi="Times New Roman" w:cs="Times New Roman"/>
-        </w:rPr>
-        <w:t>Is the mean number of points scored by the favored team higher in 2024 than in 2024?</w:t>
-      </w:r>
-    </w:p>
-    <w:p>
-      <w:pPr>
-        <w:pStyle w:val="ListParagraph"/>
-        <w:numPr>
-          <w:ilvl w:val="0"/>
-          <w:numId w:val="2"/>
-        </w:numPr>
-        <w:spacing w:line="240" w:lineRule="auto"/>
-        <w:contextualSpacing w:val="0"/>
-        <w:rPr>
-          <w:rFonts w:ascii="Times New Roman" w:hAnsi="Times New Roman" w:cs="Times New Roman"/>
-        </w:rPr>
-      </w:pPr>
-      <w:bookmarkStart w:id="2" w:name="_Hlk204439228"/>
-      <w:bookmarkEnd w:id="1"/>
-      <w:r>
-        <w:rPr>
-          <w:rFonts w:ascii="Times New Roman" w:hAnsi="Times New Roman" w:cs="Times New Roman"/>
-        </w:rPr>
-        <w:t>What is the average number of points scored by the winning team in NFL games?</w:t>
-      </w:r>
-    </w:p>
-    <w:p>
-      <w:pPr>
-        <w:pStyle w:val="ListParagraph"/>
-        <w:numPr>
-          <w:ilvl w:val="0"/>
-          <w:numId w:val="2"/>
-        </w:numPr>
-        <w:spacing w:line="240" w:lineRule="auto"/>
-        <w:contextualSpacing w:val="0"/>
-        <w:rPr>
-          <w:rFonts w:ascii="Times New Roman" w:hAnsi="Times New Roman" w:cs="Times New Roman"/>
-        </w:rPr>
-      </w:pPr>
-      <w:r>
-        <w:rPr>
-          <w:rFonts w:ascii="Times New Roman" w:hAnsi="Times New Roman" w:cs="Times New Roman"/>
-        </w:rPr>
-        <w:t xml:space="preserve">The weather is often more of a factor later in the season.  How much does the mean number of points scored (both teams combined) compare between the first half of the season (weeks 1-9) and the second half (weeks 10-18)? </w:t>
-      </w:r>
-    </w:p>
-    <w:p>
-      <w:pPr>
-        <w:pStyle w:val="ListParagraph"/>
-        <w:numPr>
-          <w:ilvl w:val="0"/>
-          <w:numId w:val="2"/>
-        </w:numPr>
-        <w:spacing w:line="240" w:lineRule="auto"/>
-        <w:contextualSpacing w:val="0"/>
-        <w:rPr>
-          <w:rFonts w:ascii="Times New Roman" w:hAnsi="Times New Roman" w:cs="Times New Roman"/>
-        </w:rPr>
-      </w:pPr>
-      <w:r>
-        <w:rPr>
-          <w:rFonts w:ascii="Times New Roman" w:hAnsi="Times New Roman" w:cs="Times New Roman"/>
-        </w:rPr>
-        <w:t>The most common scoring events in football are a field goal (3 points) and a touchdown with an extra point (7 points).  What proportion of point spreads are within ½ point of either 3 or 7 (i.e., 2.5, 3.5, 6.5, or 7.5)?</w:t>
-      </w:r>
-    </w:p>
-    <w:p>
-      <w:pPr>
-        <w:pStyle w:val="ListParagraph"/>
-        <w:numPr>
-          <w:ilvl w:val="0"/>
-          <w:numId w:val="2"/>
-        </w:numPr>
-        <w:spacing w:line="240" w:lineRule="auto"/>
-        <w:contextualSpacing w:val="0"/>
-        <w:rPr>
-          <w:rFonts w:ascii="Times New Roman" w:hAnsi="Times New Roman" w:cs="Times New Roman"/>
-        </w:rPr>
-      </w:pPr>
-      <w:r>
-        <w:rPr>
-          <w:rFonts w:ascii="Times New Roman" w:hAnsi="Times New Roman" w:cs="Times New Roman"/>
-        </w:rPr>
-        <w:t>How much more (or less) often do favorites cover the spread when playing at home vs. on</w:t>
-      </w:r>
-      <w:r>
-        <w:rPr>
-          <w:rFonts w:ascii="Times New Roman" w:hAnsi="Times New Roman" w:cs="Times New Roman"/>
-        </w:rPr>
-        <w:t xml:space="preserve"> </w:t>
-      </w:r>
-      <w:r>
-        <w:rPr>
-          <w:rFonts w:ascii="Times New Roman" w:hAnsi="Times New Roman" w:cs="Times New Roman"/>
-        </w:rPr>
-        <w:t>the road?</w:t>
-      </w:r>
-    </w:p>
-    <w:bookmarkEnd w:id="2"/>
-    <w:p>
-      <w:pPr>
-        <w:pStyle w:val="ListParagraph"/>
-        <w:numPr>
-          <w:ilvl w:val="0"/>
-          <w:numId w:val="2"/>
-        </w:numPr>
-        <w:spacing w:line="240" w:lineRule="auto"/>
-        <w:contextualSpacing w:val="0"/>
-        <w:rPr>
-          <w:rFonts w:ascii="Times New Roman" w:hAnsi="Times New Roman" w:cs="Times New Roman"/>
-        </w:rPr>
-      </w:pPr>
-      <w:r>
-        <w:rPr>
-          <w:rFonts w:ascii="Times New Roman" w:hAnsi="Times New Roman" w:cs="Times New Roman"/>
-        </w:rPr>
-        <w:t>How often does the favorite win the game, but fail to cover the point spread?</w:t>
-      </w:r>
-    </w:p>
-    <w:p>
-      <w:pPr>
-        <w:rPr>
-          <w:rFonts w:ascii="Times New Roman" w:hAnsi="Times New Roman" w:cs="Times New Roman"/>
-        </w:rPr>
-      </w:pPr>
-      <w:r>
-        <w:rPr>
-          <w:rFonts w:ascii="Times New Roman" w:hAnsi="Times New Roman" w:cs="Times New Roman"/>
-        </w:rPr>
-        <w:t>Is there a home field advantage?   Address this in three ways:</w:t>
-      </w:r>
-    </w:p>
-    <w:p>
-      <w:pPr>
-        <w:pStyle w:val="ListParagraph"/>
-        <w:numPr>
-          <w:ilvl w:val="0"/>
-          <w:numId w:val="2"/>
-        </w:numPr>
-        <w:spacing w:line="240" w:lineRule="auto"/>
-        <w:contextualSpacing w:val="0"/>
-        <w:rPr>
-          <w:rFonts w:ascii="Times New Roman" w:hAnsi="Times New Roman" w:cs="Times New Roman"/>
-        </w:rPr>
-      </w:pPr>
-      <w:r>
-        <w:rPr>
-          <w:rFonts w:ascii="Times New Roman" w:hAnsi="Times New Roman" w:cs="Times New Roman"/>
-        </w:rPr>
-        <w:t>Compare the mean points scored by home teams to the mean points scored by away teams.</w:t>
-      </w:r>
-    </w:p>
-    <w:p>
-      <w:pPr>
-        <w:pStyle w:val="ListParagraph"/>
-        <w:numPr>
-          <w:ilvl w:val="0"/>
-          <w:numId w:val="2"/>
-        </w:numPr>
-        <w:spacing w:line="240" w:lineRule="auto"/>
-        <w:contextualSpacing w:val="0"/>
-        <w:rPr>
-          <w:rFonts w:ascii="Times New Roman" w:hAnsi="Times New Roman" w:cs="Times New Roman"/>
-        </w:rPr>
-      </w:pPr>
-      <w:r>
-        <w:rPr>
-          <w:rFonts w:ascii="Times New Roman" w:hAnsi="Times New Roman" w:cs="Times New Roman"/>
-        </w:rPr>
-        <w:t>Use the proportion of times the home team covers the spread.</w:t>
-      </w:r>
-    </w:p>
-    <w:p>
-      <w:pPr>
-        <w:pStyle w:val="ListParagraph"/>
-        <w:numPr>
-          <w:ilvl w:val="0"/>
-          <w:numId w:val="2"/>
-        </w:numPr>
-        <w:spacing w:line="240" w:lineRule="auto"/>
-        <w:contextualSpacing w:val="0"/>
-        <w:rPr>
-          <w:rFonts w:ascii="Times New Roman" w:hAnsi="Times New Roman" w:cs="Times New Roman"/>
-        </w:rPr>
-      </w:pPr>
-      <w:r>
-        <w:rPr>
-          <w:rFonts w:ascii="Times New Roman" w:hAnsi="Times New Roman" w:cs="Times New Roman"/>
-        </w:rPr>
-        <w:t>Use how often the home team wins the game outright</w:t>
-      </w:r>
-      <w:r>
-        <w:rPr>
-          <w:rFonts w:ascii="Times New Roman" w:hAnsi="Times New Roman" w:cs="Times New Roman"/>
-        </w:rPr>
-        <w:t>.</w:t>
-      </w:r>
-    </w:p>
-    <w:p>
-      <w:pPr>
-        <w:rPr>
-          <w:rFonts w:ascii="Times New Roman" w:hAnsi="Times New Roman" w:cs="Times New Roman"/>
-        </w:rPr>
-      </w:pPr>
-      <w:r>
-        <w:rPr>
-          <w:rFonts w:ascii="Times New Roman" w:hAnsi="Times New Roman" w:cs="Times New Roman"/>
-        </w:rPr>
-        <w:br w:type="page"/>
-      </w:r>
-    </w:p>
-    <w:p>
-      <w:pPr>
         <w:pStyle w:val="ListParagraph"/>
         <w:spacing w:line="240" w:lineRule="auto"/>
         <w:ind w:hanging="630"/>
@@ -1200,7 +351,6 @@
         <w:rPr>
           <w:rFonts w:ascii="Times New Roman" w:hAnsi="Times New Roman" w:cs="Times New Roman"/>
         </w:rPr>
-        <w:lastRenderedPageBreak/>
         <w:t xml:space="preserve">Data in </w:t>
       </w:r>
       <w:r>
@@ -1225,8 +375,8 @@
         <w:tblLook w:val="04A0" w:firstRow="1" w:lastRow="0" w:firstColumn="1" w:lastColumn="0" w:noHBand="0" w:noVBand="1"/>
       </w:tblPr>
       <w:tblGrid>
-        <w:gridCol w:w="2096"/>
-        <w:gridCol w:w="6921"/>
+        <w:gridCol w:w="1903"/>
+        <w:gridCol w:w="5924"/>
       </w:tblGrid>
       <w:tr>
         <w:tc>
@@ -1241,6 +391,8 @@
                 <w:rFonts w:ascii="Times New Roman" w:hAnsi="Times New Roman" w:cs="Times New Roman"/>
                 <w:b/>
                 <w:bCs/>
+                <w:sz w:val="20"/>
+                <w:szCs w:val="20"/>
               </w:rPr>
             </w:pPr>
             <w:r>
@@ -1248,6 +400,8 @@
                 <w:rFonts w:ascii="Times New Roman" w:hAnsi="Times New Roman" w:cs="Times New Roman"/>
                 <w:b/>
                 <w:bCs/>
+                <w:sz w:val="20"/>
+                <w:szCs w:val="20"/>
               </w:rPr>
               <w:t>Variable</w:t>
             </w:r>
@@ -1265,6 +419,8 @@
                 <w:rFonts w:ascii="Times New Roman" w:hAnsi="Times New Roman" w:cs="Times New Roman"/>
                 <w:b/>
                 <w:bCs/>
+                <w:sz w:val="20"/>
+                <w:szCs w:val="20"/>
               </w:rPr>
             </w:pPr>
             <w:r>
@@ -1272,6 +428,8 @@
                 <w:rFonts w:ascii="Times New Roman" w:hAnsi="Times New Roman" w:cs="Times New Roman"/>
                 <w:b/>
                 <w:bCs/>
+                <w:sz w:val="20"/>
+                <w:szCs w:val="20"/>
               </w:rPr>
               <w:t>Description</w:t>
             </w:r>
@@ -1291,18 +449,20 @@
                 <w:rFonts w:ascii="Times New Roman" w:hAnsi="Times New Roman" w:cs="Times New Roman"/>
                 <w:i/>
                 <w:iCs/>
+                <w:sz w:val="20"/>
+                <w:szCs w:val="20"/>
               </w:rPr>
             </w:pPr>
-            <w:proofErr w:type="spellStart"/>
             <w:r>
               <w:rPr>
                 <w:rFonts w:ascii="Times New Roman" w:hAnsi="Times New Roman" w:cs="Times New Roman"/>
                 <w:i/>
                 <w:iCs/>
+                <w:sz w:val="20"/>
+                <w:szCs w:val="20"/>
               </w:rPr>
               <w:t>FavScore</w:t>
             </w:r>
-            <w:proofErr w:type="spellEnd"/>
           </w:p>
         </w:tc>
         <w:tc>
@@ -1315,11 +475,15 @@
               <w:pStyle w:val="ListParagraph"/>
               <w:rPr>
                 <w:rFonts w:ascii="Times New Roman" w:hAnsi="Times New Roman" w:cs="Times New Roman"/>
+                <w:sz w:val="20"/>
+                <w:szCs w:val="20"/>
               </w:rPr>
             </w:pPr>
             <w:r>
               <w:rPr>
                 <w:rFonts w:ascii="Times New Roman" w:hAnsi="Times New Roman" w:cs="Times New Roman"/>
+                <w:sz w:val="20"/>
+                <w:szCs w:val="20"/>
               </w:rPr>
               <w:t>Points scored for the favored team</w:t>
             </w:r>
@@ -1339,6 +503,8 @@
                 <w:rFonts w:ascii="Times New Roman" w:hAnsi="Times New Roman" w:cs="Times New Roman"/>
                 <w:i/>
                 <w:iCs/>
+                <w:sz w:val="20"/>
+                <w:szCs w:val="20"/>
               </w:rPr>
             </w:pPr>
             <w:r>
@@ -1346,6 +512,8 @@
                 <w:rFonts w:ascii="Times New Roman" w:hAnsi="Times New Roman" w:cs="Times New Roman"/>
                 <w:i/>
                 <w:iCs/>
+                <w:sz w:val="20"/>
+                <w:szCs w:val="20"/>
               </w:rPr>
               <w:t>Favorite</w:t>
             </w:r>
@@ -1361,11 +529,15 @@
               <w:pStyle w:val="ListParagraph"/>
               <w:rPr>
                 <w:rFonts w:ascii="Times New Roman" w:hAnsi="Times New Roman" w:cs="Times New Roman"/>
+                <w:sz w:val="20"/>
+                <w:szCs w:val="20"/>
               </w:rPr>
             </w:pPr>
             <w:r>
               <w:rPr>
                 <w:rFonts w:ascii="Times New Roman" w:hAnsi="Times New Roman" w:cs="Times New Roman"/>
+                <w:sz w:val="20"/>
+                <w:szCs w:val="20"/>
               </w:rPr>
               <w:t>Team name for the favored team</w:t>
             </w:r>
@@ -1385,6 +557,8 @@
                 <w:rFonts w:ascii="Times New Roman" w:hAnsi="Times New Roman" w:cs="Times New Roman"/>
                 <w:i/>
                 <w:iCs/>
+                <w:sz w:val="20"/>
+                <w:szCs w:val="20"/>
               </w:rPr>
             </w:pPr>
             <w:r>
@@ -1392,6 +566,8 @@
                 <w:rFonts w:ascii="Times New Roman" w:hAnsi="Times New Roman" w:cs="Times New Roman"/>
                 <w:i/>
                 <w:iCs/>
+                <w:sz w:val="20"/>
+                <w:szCs w:val="20"/>
               </w:rPr>
               <w:t>Pts</w:t>
             </w:r>
@@ -1407,11 +583,15 @@
               <w:pStyle w:val="ListParagraph"/>
               <w:rPr>
                 <w:rFonts w:ascii="Times New Roman" w:hAnsi="Times New Roman" w:cs="Times New Roman"/>
+                <w:sz w:val="20"/>
+                <w:szCs w:val="20"/>
               </w:rPr>
             </w:pPr>
             <w:r>
               <w:rPr>
                 <w:rFonts w:ascii="Times New Roman" w:hAnsi="Times New Roman" w:cs="Times New Roman"/>
+                <w:sz w:val="20"/>
+                <w:szCs w:val="20"/>
               </w:rPr>
               <w:t>Point spread</w:t>
             </w:r>
@@ -1431,6 +611,8 @@
                 <w:rFonts w:ascii="Times New Roman" w:hAnsi="Times New Roman" w:cs="Times New Roman"/>
                 <w:i/>
                 <w:iCs/>
+                <w:sz w:val="20"/>
+                <w:szCs w:val="20"/>
               </w:rPr>
             </w:pPr>
             <w:r>
@@ -1438,6 +620,8 @@
                 <w:rFonts w:ascii="Times New Roman" w:hAnsi="Times New Roman" w:cs="Times New Roman"/>
                 <w:i/>
                 <w:iCs/>
+                <w:sz w:val="20"/>
+                <w:szCs w:val="20"/>
               </w:rPr>
               <w:t>Underdog</w:t>
             </w:r>
@@ -1453,13 +637,25 @@
               <w:pStyle w:val="ListParagraph"/>
               <w:rPr>
                 <w:rFonts w:ascii="Times New Roman" w:hAnsi="Times New Roman" w:cs="Times New Roman"/>
+                <w:sz w:val="20"/>
+                <w:szCs w:val="20"/>
               </w:rPr>
             </w:pPr>
             <w:r>
               <w:rPr>
                 <w:rFonts w:ascii="Times New Roman" w:hAnsi="Times New Roman" w:cs="Times New Roman"/>
+                <w:sz w:val="20"/>
+                <w:szCs w:val="20"/>
               </w:rPr>
               <w:t>Team name for the underdog</w:t>
+            </w:r>
+            <w:r>
+              <w:rPr>
+                <w:rFonts w:ascii="Times New Roman" w:hAnsi="Times New Roman" w:cs="Times New Roman"/>
+                <w:sz w:val="20"/>
+                <w:szCs w:val="20"/>
+              </w:rPr>
+              <w:t xml:space="preserve"> team</w:t>
             </w:r>
           </w:p>
         </w:tc>
@@ -1477,18 +673,20 @@
                 <w:rFonts w:ascii="Times New Roman" w:hAnsi="Times New Roman" w:cs="Times New Roman"/>
                 <w:i/>
                 <w:iCs/>
+                <w:sz w:val="20"/>
+                <w:szCs w:val="20"/>
               </w:rPr>
             </w:pPr>
-            <w:proofErr w:type="spellStart"/>
             <w:r>
               <w:rPr>
                 <w:rFonts w:ascii="Times New Roman" w:hAnsi="Times New Roman" w:cs="Times New Roman"/>
                 <w:i/>
                 <w:iCs/>
+                <w:sz w:val="20"/>
+                <w:szCs w:val="20"/>
               </w:rPr>
               <w:t>DogScore</w:t>
             </w:r>
-            <w:proofErr w:type="spellEnd"/>
           </w:p>
         </w:tc>
         <w:tc>
@@ -1501,11 +699,15 @@
               <w:pStyle w:val="ListParagraph"/>
               <w:rPr>
                 <w:rFonts w:ascii="Times New Roman" w:hAnsi="Times New Roman" w:cs="Times New Roman"/>
+                <w:sz w:val="20"/>
+                <w:szCs w:val="20"/>
               </w:rPr>
             </w:pPr>
             <w:r>
               <w:rPr>
                 <w:rFonts w:ascii="Times New Roman" w:hAnsi="Times New Roman" w:cs="Times New Roman"/>
+                <w:sz w:val="20"/>
+                <w:szCs w:val="20"/>
               </w:rPr>
               <w:t>Points scored by the underdog team</w:t>
             </w:r>
@@ -1525,18 +727,20 @@
                 <w:rFonts w:ascii="Times New Roman" w:hAnsi="Times New Roman" w:cs="Times New Roman"/>
                 <w:i/>
                 <w:iCs/>
+                <w:sz w:val="20"/>
+                <w:szCs w:val="20"/>
               </w:rPr>
             </w:pPr>
-            <w:proofErr w:type="spellStart"/>
             <w:r>
               <w:rPr>
                 <w:rFonts w:ascii="Times New Roman" w:hAnsi="Times New Roman" w:cs="Times New Roman"/>
                 <w:i/>
                 <w:iCs/>
+                <w:sz w:val="20"/>
+                <w:szCs w:val="20"/>
               </w:rPr>
               <w:t>FavCover</w:t>
             </w:r>
-            <w:proofErr w:type="spellEnd"/>
           </w:p>
         </w:tc>
         <w:tc>
@@ -1549,11 +753,15 @@
               <w:pStyle w:val="ListParagraph"/>
               <w:rPr>
                 <w:rFonts w:ascii="Times New Roman" w:hAnsi="Times New Roman" w:cs="Times New Roman"/>
+                <w:sz w:val="20"/>
+                <w:szCs w:val="20"/>
               </w:rPr>
             </w:pPr>
             <w:r>
               <w:rPr>
                 <w:rFonts w:ascii="Times New Roman" w:hAnsi="Times New Roman" w:cs="Times New Roman"/>
+                <w:sz w:val="20"/>
+                <w:szCs w:val="20"/>
               </w:rPr>
               <w:t>1=Favorite wins against the spread, 0=Underdog covers</w:t>
             </w:r>
@@ -1573,18 +781,20 @@
                 <w:rFonts w:ascii="Times New Roman" w:hAnsi="Times New Roman" w:cs="Times New Roman"/>
                 <w:i/>
                 <w:iCs/>
+                <w:sz w:val="20"/>
+                <w:szCs w:val="20"/>
               </w:rPr>
             </w:pPr>
-            <w:proofErr w:type="spellStart"/>
             <w:r>
               <w:rPr>
                 <w:rFonts w:ascii="Times New Roman" w:hAnsi="Times New Roman" w:cs="Times New Roman"/>
                 <w:i/>
                 <w:iCs/>
+                <w:sz w:val="20"/>
+                <w:szCs w:val="20"/>
               </w:rPr>
               <w:t>FavDiff</w:t>
             </w:r>
-            <w:proofErr w:type="spellEnd"/>
           </w:p>
         </w:tc>
         <w:tc>
@@ -1597,11 +807,15 @@
               <w:pStyle w:val="ListParagraph"/>
               <w:rPr>
                 <w:rFonts w:ascii="Times New Roman" w:hAnsi="Times New Roman" w:cs="Times New Roman"/>
+                <w:sz w:val="20"/>
+                <w:szCs w:val="20"/>
               </w:rPr>
             </w:pPr>
             <w:r>
               <w:rPr>
                 <w:rFonts w:ascii="Times New Roman" w:hAnsi="Times New Roman" w:cs="Times New Roman"/>
+                <w:sz w:val="20"/>
+                <w:szCs w:val="20"/>
               </w:rPr>
               <w:t>Favorite’s score minus underdog’s score</w:t>
             </w:r>
@@ -1621,18 +835,20 @@
                 <w:rFonts w:ascii="Times New Roman" w:hAnsi="Times New Roman" w:cs="Times New Roman"/>
                 <w:i/>
                 <w:iCs/>
+                <w:sz w:val="20"/>
+                <w:szCs w:val="20"/>
               </w:rPr>
             </w:pPr>
-            <w:proofErr w:type="spellStart"/>
             <w:r>
               <w:rPr>
                 <w:rFonts w:ascii="Times New Roman" w:hAnsi="Times New Roman" w:cs="Times New Roman"/>
                 <w:i/>
                 <w:iCs/>
+                <w:sz w:val="20"/>
+                <w:szCs w:val="20"/>
               </w:rPr>
               <w:t>FavWin</w:t>
             </w:r>
-            <w:proofErr w:type="spellEnd"/>
           </w:p>
         </w:tc>
         <w:tc>
@@ -1645,11 +861,15 @@
               <w:pStyle w:val="ListParagraph"/>
               <w:rPr>
                 <w:rFonts w:ascii="Times New Roman" w:hAnsi="Times New Roman" w:cs="Times New Roman"/>
+                <w:sz w:val="20"/>
+                <w:szCs w:val="20"/>
               </w:rPr>
             </w:pPr>
             <w:r>
               <w:rPr>
                 <w:rFonts w:ascii="Times New Roman" w:hAnsi="Times New Roman" w:cs="Times New Roman"/>
+                <w:sz w:val="20"/>
+                <w:szCs w:val="20"/>
               </w:rPr>
               <w:t>Favorite wins the game outright</w:t>
             </w:r>
@@ -1669,18 +889,20 @@
                 <w:rFonts w:ascii="Times New Roman" w:hAnsi="Times New Roman" w:cs="Times New Roman"/>
                 <w:i/>
                 <w:iCs/>
+                <w:sz w:val="20"/>
+                <w:szCs w:val="20"/>
               </w:rPr>
             </w:pPr>
-            <w:proofErr w:type="spellStart"/>
             <w:r>
               <w:rPr>
                 <w:rFonts w:ascii="Times New Roman" w:hAnsi="Times New Roman" w:cs="Times New Roman"/>
                 <w:i/>
                 <w:iCs/>
+                <w:sz w:val="20"/>
+                <w:szCs w:val="20"/>
               </w:rPr>
               <w:t>HomeDog</w:t>
             </w:r>
-            <w:proofErr w:type="spellEnd"/>
           </w:p>
         </w:tc>
         <w:tc>
@@ -1693,11 +915,15 @@
               <w:pStyle w:val="ListParagraph"/>
               <w:rPr>
                 <w:rFonts w:ascii="Times New Roman" w:hAnsi="Times New Roman" w:cs="Times New Roman"/>
+                <w:sz w:val="20"/>
+                <w:szCs w:val="20"/>
               </w:rPr>
             </w:pPr>
             <w:r>
               <w:rPr>
                 <w:rFonts w:ascii="Times New Roman" w:hAnsi="Times New Roman" w:cs="Times New Roman"/>
+                <w:sz w:val="20"/>
+                <w:szCs w:val="20"/>
               </w:rPr>
               <w:t>1=Home team is the underdog, 0=Away team is the underdog</w:t>
             </w:r>
@@ -1717,18 +943,20 @@
                 <w:rFonts w:ascii="Times New Roman" w:hAnsi="Times New Roman" w:cs="Times New Roman"/>
                 <w:i/>
                 <w:iCs/>
+                <w:sz w:val="20"/>
+                <w:szCs w:val="20"/>
               </w:rPr>
             </w:pPr>
-            <w:proofErr w:type="spellStart"/>
             <w:r>
               <w:rPr>
                 <w:rFonts w:ascii="Times New Roman" w:hAnsi="Times New Roman" w:cs="Times New Roman"/>
                 <w:i/>
                 <w:iCs/>
+                <w:sz w:val="20"/>
+                <w:szCs w:val="20"/>
               </w:rPr>
               <w:t>HomeScore</w:t>
             </w:r>
-            <w:proofErr w:type="spellEnd"/>
           </w:p>
         </w:tc>
         <w:tc>
@@ -1741,11 +969,15 @@
               <w:pStyle w:val="ListParagraph"/>
               <w:rPr>
                 <w:rFonts w:ascii="Times New Roman" w:hAnsi="Times New Roman" w:cs="Times New Roman"/>
+                <w:sz w:val="20"/>
+                <w:szCs w:val="20"/>
               </w:rPr>
             </w:pPr>
             <w:r>
               <w:rPr>
                 <w:rFonts w:ascii="Times New Roman" w:hAnsi="Times New Roman" w:cs="Times New Roman"/>
+                <w:sz w:val="20"/>
+                <w:szCs w:val="20"/>
               </w:rPr>
               <w:t>Points scored for the home team</w:t>
             </w:r>
@@ -1765,18 +997,20 @@
                 <w:rFonts w:ascii="Times New Roman" w:hAnsi="Times New Roman" w:cs="Times New Roman"/>
                 <w:i/>
                 <w:iCs/>
+                <w:sz w:val="20"/>
+                <w:szCs w:val="20"/>
               </w:rPr>
             </w:pPr>
-            <w:proofErr w:type="spellStart"/>
             <w:r>
               <w:rPr>
                 <w:rFonts w:ascii="Times New Roman" w:hAnsi="Times New Roman" w:cs="Times New Roman"/>
                 <w:i/>
                 <w:iCs/>
+                <w:sz w:val="20"/>
+                <w:szCs w:val="20"/>
               </w:rPr>
               <w:t>AwayScore</w:t>
             </w:r>
-            <w:proofErr w:type="spellEnd"/>
           </w:p>
         </w:tc>
         <w:tc>
@@ -1789,11 +1023,15 @@
               <w:pStyle w:val="ListParagraph"/>
               <w:rPr>
                 <w:rFonts w:ascii="Times New Roman" w:hAnsi="Times New Roman" w:cs="Times New Roman"/>
+                <w:sz w:val="20"/>
+                <w:szCs w:val="20"/>
               </w:rPr>
             </w:pPr>
             <w:r>
               <w:rPr>
                 <w:rFonts w:ascii="Times New Roman" w:hAnsi="Times New Roman" w:cs="Times New Roman"/>
+                <w:sz w:val="20"/>
+                <w:szCs w:val="20"/>
               </w:rPr>
               <w:t>Points scored for the away team</w:t>
             </w:r>
@@ -1813,18 +1051,20 @@
                 <w:rFonts w:ascii="Times New Roman" w:hAnsi="Times New Roman" w:cs="Times New Roman"/>
                 <w:i/>
                 <w:iCs/>
+                <w:sz w:val="20"/>
+                <w:szCs w:val="20"/>
               </w:rPr>
             </w:pPr>
-            <w:proofErr w:type="spellStart"/>
             <w:r>
               <w:rPr>
                 <w:rFonts w:ascii="Times New Roman" w:hAnsi="Times New Roman" w:cs="Times New Roman"/>
                 <w:i/>
                 <w:iCs/>
+                <w:sz w:val="20"/>
+                <w:szCs w:val="20"/>
               </w:rPr>
               <w:t>HomePts</w:t>
             </w:r>
-            <w:proofErr w:type="spellEnd"/>
           </w:p>
         </w:tc>
         <w:tc>
@@ -1837,11 +1077,15 @@
               <w:pStyle w:val="ListParagraph"/>
               <w:rPr>
                 <w:rFonts w:ascii="Times New Roman" w:hAnsi="Times New Roman" w:cs="Times New Roman"/>
+                <w:sz w:val="20"/>
+                <w:szCs w:val="20"/>
               </w:rPr>
             </w:pPr>
             <w:r>
               <w:rPr>
                 <w:rFonts w:ascii="Times New Roman" w:hAnsi="Times New Roman" w:cs="Times New Roman"/>
+                <w:sz w:val="20"/>
+                <w:szCs w:val="20"/>
               </w:rPr>
               <w:t>Point spread for the home team (negative is a home underdog)</w:t>
             </w:r>
@@ -1861,18 +1105,20 @@
                 <w:rFonts w:ascii="Times New Roman" w:hAnsi="Times New Roman" w:cs="Times New Roman"/>
                 <w:i/>
                 <w:iCs/>
+                <w:sz w:val="20"/>
+                <w:szCs w:val="20"/>
               </w:rPr>
             </w:pPr>
-            <w:proofErr w:type="spellStart"/>
             <w:r>
               <w:rPr>
                 <w:rFonts w:ascii="Times New Roman" w:hAnsi="Times New Roman" w:cs="Times New Roman"/>
                 <w:i/>
                 <w:iCs/>
+                <w:sz w:val="20"/>
+                <w:szCs w:val="20"/>
               </w:rPr>
               <w:t>HomeCover</w:t>
             </w:r>
-            <w:proofErr w:type="spellEnd"/>
           </w:p>
         </w:tc>
         <w:tc>
@@ -1885,11 +1131,15 @@
               <w:pStyle w:val="ListParagraph"/>
               <w:rPr>
                 <w:rFonts w:ascii="Times New Roman" w:hAnsi="Times New Roman" w:cs="Times New Roman"/>
+                <w:sz w:val="20"/>
+                <w:szCs w:val="20"/>
               </w:rPr>
             </w:pPr>
             <w:r>
               <w:rPr>
                 <w:rFonts w:ascii="Times New Roman" w:hAnsi="Times New Roman" w:cs="Times New Roman"/>
+                <w:sz w:val="20"/>
+                <w:szCs w:val="20"/>
               </w:rPr>
               <w:t>1=Home team covers the spread, 0=Away team covers</w:t>
             </w:r>
@@ -1909,18 +1159,20 @@
                 <w:rFonts w:ascii="Times New Roman" w:hAnsi="Times New Roman" w:cs="Times New Roman"/>
                 <w:i/>
                 <w:iCs/>
+                <w:sz w:val="20"/>
+                <w:szCs w:val="20"/>
               </w:rPr>
             </w:pPr>
-            <w:proofErr w:type="spellStart"/>
             <w:r>
               <w:rPr>
                 <w:rFonts w:ascii="Times New Roman" w:hAnsi="Times New Roman" w:cs="Times New Roman"/>
                 <w:i/>
                 <w:iCs/>
+                <w:sz w:val="20"/>
+                <w:szCs w:val="20"/>
               </w:rPr>
               <w:t>HomeDiff</w:t>
             </w:r>
-            <w:proofErr w:type="spellEnd"/>
           </w:p>
         </w:tc>
         <w:tc>
@@ -1933,11 +1185,15 @@
               <w:pStyle w:val="ListParagraph"/>
               <w:rPr>
                 <w:rFonts w:ascii="Times New Roman" w:hAnsi="Times New Roman" w:cs="Times New Roman"/>
+                <w:sz w:val="20"/>
+                <w:szCs w:val="20"/>
               </w:rPr>
             </w:pPr>
             <w:r>
               <w:rPr>
                 <w:rFonts w:ascii="Times New Roman" w:hAnsi="Times New Roman" w:cs="Times New Roman"/>
+                <w:sz w:val="20"/>
+                <w:szCs w:val="20"/>
               </w:rPr>
               <w:t>Home team score minus Away team score</w:t>
             </w:r>
@@ -1957,18 +1213,20 @@
                 <w:rFonts w:ascii="Times New Roman" w:hAnsi="Times New Roman" w:cs="Times New Roman"/>
                 <w:i/>
                 <w:iCs/>
+                <w:sz w:val="20"/>
+                <w:szCs w:val="20"/>
               </w:rPr>
             </w:pPr>
-            <w:proofErr w:type="spellStart"/>
             <w:r>
               <w:rPr>
                 <w:rFonts w:ascii="Times New Roman" w:hAnsi="Times New Roman" w:cs="Times New Roman"/>
                 <w:i/>
                 <w:iCs/>
+                <w:sz w:val="20"/>
+                <w:szCs w:val="20"/>
               </w:rPr>
               <w:t>HomeWin</w:t>
             </w:r>
-            <w:proofErr w:type="spellEnd"/>
           </w:p>
         </w:tc>
         <w:tc>
@@ -1981,11 +1239,15 @@
               <w:pStyle w:val="ListParagraph"/>
               <w:rPr>
                 <w:rFonts w:ascii="Times New Roman" w:hAnsi="Times New Roman" w:cs="Times New Roman"/>
+                <w:sz w:val="20"/>
+                <w:szCs w:val="20"/>
               </w:rPr>
             </w:pPr>
             <w:r>
               <w:rPr>
                 <w:rFonts w:ascii="Times New Roman" w:hAnsi="Times New Roman" w:cs="Times New Roman"/>
+                <w:sz w:val="20"/>
+                <w:szCs w:val="20"/>
               </w:rPr>
               <w:t>Home team wins the game outright</w:t>
             </w:r>
@@ -2005,6 +1267,8 @@
                 <w:rFonts w:ascii="Times New Roman" w:hAnsi="Times New Roman" w:cs="Times New Roman"/>
                 <w:i/>
                 <w:iCs/>
+                <w:sz w:val="20"/>
+                <w:szCs w:val="20"/>
               </w:rPr>
             </w:pPr>
             <w:r>
@@ -2012,6 +1276,8 @@
                 <w:rFonts w:ascii="Times New Roman" w:hAnsi="Times New Roman" w:cs="Times New Roman"/>
                 <w:i/>
                 <w:iCs/>
+                <w:sz w:val="20"/>
+                <w:szCs w:val="20"/>
               </w:rPr>
               <w:t>Week</w:t>
             </w:r>
@@ -2027,11 +1293,15 @@
               <w:pStyle w:val="ListParagraph"/>
               <w:rPr>
                 <w:rFonts w:ascii="Times New Roman" w:hAnsi="Times New Roman" w:cs="Times New Roman"/>
+                <w:sz w:val="20"/>
+                <w:szCs w:val="20"/>
               </w:rPr>
             </w:pPr>
             <w:r>
               <w:rPr>
                 <w:rFonts w:ascii="Times New Roman" w:hAnsi="Times New Roman" w:cs="Times New Roman"/>
+                <w:sz w:val="20"/>
+                <w:szCs w:val="20"/>
               </w:rPr>
               <w:t>Week of the regular season (1-18)</w:t>
             </w:r>
@@ -2051,6 +1321,8 @@
                 <w:rFonts w:ascii="Times New Roman" w:hAnsi="Times New Roman" w:cs="Times New Roman"/>
                 <w:i/>
                 <w:iCs/>
+                <w:sz w:val="20"/>
+                <w:szCs w:val="20"/>
               </w:rPr>
             </w:pPr>
             <w:r>
@@ -2058,6 +1330,8 @@
                 <w:rFonts w:ascii="Times New Roman" w:hAnsi="Times New Roman" w:cs="Times New Roman"/>
                 <w:i/>
                 <w:iCs/>
+                <w:sz w:val="20"/>
+                <w:szCs w:val="20"/>
               </w:rPr>
               <w:t>Year</w:t>
             </w:r>
@@ -2073,11 +1347,15 @@
               <w:pStyle w:val="ListParagraph"/>
               <w:rPr>
                 <w:rFonts w:ascii="Times New Roman" w:hAnsi="Times New Roman" w:cs="Times New Roman"/>
+                <w:sz w:val="20"/>
+                <w:szCs w:val="20"/>
               </w:rPr>
             </w:pPr>
             <w:r>
               <w:rPr>
                 <w:rFonts w:ascii="Times New Roman" w:hAnsi="Times New Roman" w:cs="Times New Roman"/>
+                <w:sz w:val="20"/>
+                <w:szCs w:val="20"/>
               </w:rPr>
               <w:t>Year of the season (2023 or 2024)</w:t>
             </w:r>
@@ -2110,10 +1388,741 @@
         </w:rPr>
         <w:t>Source: ESPN’s Pigskin Pick’em game for 2023 and 2024</w:t>
       </w:r>
+      <w:r>
+        <w:rPr>
+          <w:rFonts w:ascii="Times New Roman" w:hAnsi="Times New Roman" w:cs="Times New Roman"/>
+        </w:rPr>
+        <w:br w:type="page"/>
+      </w:r>
+    </w:p>
+    <w:p>
+      <w:pPr>
+        <w:spacing w:line="240" w:lineRule="auto"/>
+        <w:rPr>
+          <w:rFonts w:ascii="Times New Roman" w:hAnsi="Times New Roman" w:cs="Times New Roman"/>
+          <w:b/>
+          <w:bCs/>
+        </w:rPr>
+      </w:pPr>
+      <w:r>
+        <w:rPr>
+          <w:rFonts w:ascii="Times New Roman" w:hAnsi="Times New Roman" w:cs="Times New Roman"/>
+          <w:b/>
+          <w:bCs/>
+        </w:rPr>
+        <w:lastRenderedPageBreak/>
+        <w:t xml:space="preserve">20 </w:t>
+      </w:r>
+      <w:r>
+        <w:rPr>
+          <w:rFonts w:ascii="Times New Roman" w:hAnsi="Times New Roman" w:cs="Times New Roman"/>
+          <w:b/>
+          <w:bCs/>
+        </w:rPr>
+        <w:t>Questions:</w:t>
+      </w:r>
+    </w:p>
+    <w:p>
+      <w:pPr>
+        <w:pStyle w:val="ListParagraph"/>
+        <w:numPr>
+          <w:ilvl w:val="0"/>
+          <w:numId w:val="2"/>
+        </w:numPr>
+        <w:spacing w:line="240" w:lineRule="auto"/>
+        <w:contextualSpacing w:val="0"/>
+        <w:rPr>
+          <w:rFonts w:ascii="Times New Roman" w:hAnsi="Times New Roman" w:cs="Times New Roman"/>
+        </w:rPr>
+      </w:pPr>
+      <w:r>
+        <w:rPr>
+          <w:rFonts w:ascii="Times New Roman" w:hAnsi="Times New Roman" w:cs="Times New Roman"/>
+        </w:rPr>
+        <w:t xml:space="preserve">What proportion of the time does the favored team actually win the game outright? </w:t>
+      </w:r>
+    </w:p>
+    <w:p>
+      <w:pPr>
+        <w:pStyle w:val="ListParagraph"/>
+        <w:numPr>
+          <w:ilvl w:val="0"/>
+          <w:numId w:val="2"/>
+        </w:numPr>
+        <w:spacing w:line="240" w:lineRule="auto"/>
+        <w:contextualSpacing w:val="0"/>
+        <w:rPr>
+          <w:rFonts w:ascii="Times New Roman" w:hAnsi="Times New Roman" w:cs="Times New Roman"/>
+        </w:rPr>
+      </w:pPr>
+      <w:r>
+        <w:rPr>
+          <w:rFonts w:ascii="Times New Roman" w:hAnsi="Times New Roman" w:cs="Times New Roman"/>
+        </w:rPr>
+        <w:t xml:space="preserve">Is the chance the favorite covers the spread discernibly different from 0.50? </w:t>
+      </w:r>
+    </w:p>
+    <w:p>
+      <w:pPr>
+        <w:pStyle w:val="ListParagraph"/>
+        <w:numPr>
+          <w:ilvl w:val="0"/>
+          <w:numId w:val="2"/>
+        </w:numPr>
+        <w:spacing w:line="240" w:lineRule="auto"/>
+        <w:contextualSpacing w:val="0"/>
+        <w:rPr>
+          <w:rFonts w:ascii="Times New Roman" w:hAnsi="Times New Roman" w:cs="Times New Roman"/>
+        </w:rPr>
+      </w:pPr>
+      <w:r>
+        <w:rPr>
+          <w:rFonts w:ascii="Times New Roman" w:hAnsi="Times New Roman" w:cs="Times New Roman"/>
+        </w:rPr>
+        <w:t xml:space="preserve">How different is the average point spread when the </w:t>
+      </w:r>
+      <w:r>
+        <w:rPr>
+          <w:rFonts w:ascii="Times New Roman" w:hAnsi="Times New Roman" w:cs="Times New Roman"/>
+        </w:rPr>
+        <w:t xml:space="preserve">favored team is playing at home as compared to the favorite playing on the road? </w:t>
+      </w:r>
+    </w:p>
+    <w:p>
+      <w:pPr>
+        <w:pStyle w:val="ListParagraph"/>
+        <w:numPr>
+          <w:ilvl w:val="0"/>
+          <w:numId w:val="2"/>
+        </w:numPr>
+        <w:spacing w:line="240" w:lineRule="auto"/>
+        <w:contextualSpacing w:val="0"/>
+        <w:rPr>
+          <w:rFonts w:ascii="Times New Roman" w:hAnsi="Times New Roman" w:cs="Times New Roman"/>
+        </w:rPr>
+      </w:pPr>
+      <w:r>
+        <w:rPr>
+          <w:rFonts w:ascii="Times New Roman" w:hAnsi="Times New Roman" w:cs="Times New Roman"/>
+        </w:rPr>
+        <w:t>Many football fans say that the home field advantage is about a field goal (three points). Is the average home margin (</w:t>
+      </w:r>
+      <w:r>
+        <w:rPr>
+          <w:rFonts w:ascii="Times New Roman" w:hAnsi="Times New Roman" w:cs="Times New Roman"/>
+          <w:i/>
+          <w:iCs/>
+        </w:rPr>
+        <w:t>HomeDiff</w:t>
+      </w:r>
+      <w:r>
+        <w:rPr>
+          <w:rFonts w:ascii="Times New Roman" w:hAnsi="Times New Roman" w:cs="Times New Roman"/>
+        </w:rPr>
+        <w:t>) discernibly different from three points?</w:t>
+      </w:r>
+    </w:p>
+    <w:p>
+      <w:pPr>
+        <w:pStyle w:val="ListParagraph"/>
+        <w:numPr>
+          <w:ilvl w:val="0"/>
+          <w:numId w:val="2"/>
+        </w:numPr>
+        <w:spacing w:line="240" w:lineRule="auto"/>
+        <w:contextualSpacing w:val="0"/>
+        <w:rPr>
+          <w:rFonts w:ascii="Times New Roman" w:hAnsi="Times New Roman" w:cs="Times New Roman"/>
+        </w:rPr>
+      </w:pPr>
+      <w:r>
+        <w:rPr>
+          <w:rFonts w:ascii="Times New Roman" w:hAnsi="Times New Roman" w:cs="Times New Roman"/>
+        </w:rPr>
+        <w:t>Is the</w:t>
+      </w:r>
+      <w:r>
+        <w:rPr>
+          <w:rFonts w:ascii="Times New Roman" w:hAnsi="Times New Roman" w:cs="Times New Roman"/>
+        </w:rPr>
+        <w:t xml:space="preserve">re </w:t>
+      </w:r>
+      <w:r>
+        <w:rPr>
+          <w:rFonts w:ascii="Times New Roman" w:hAnsi="Times New Roman" w:cs="Times New Roman"/>
+        </w:rPr>
+        <w:t>convincing</w:t>
+      </w:r>
+      <w:r>
+        <w:rPr>
+          <w:rFonts w:ascii="Times New Roman" w:hAnsi="Times New Roman" w:cs="Times New Roman"/>
+        </w:rPr>
+        <w:t xml:space="preserve"> evidence that</w:t>
+      </w:r>
+      <w:r>
+        <w:rPr>
+          <w:rFonts w:ascii="Times New Roman" w:hAnsi="Times New Roman" w:cs="Times New Roman"/>
+        </w:rPr>
+        <w:t xml:space="preserve"> the </w:t>
+      </w:r>
+      <w:r>
+        <w:rPr>
+          <w:rFonts w:ascii="Times New Roman" w:hAnsi="Times New Roman" w:cs="Times New Roman"/>
+        </w:rPr>
+        <w:t xml:space="preserve"> average point spread assigned to the home team (</w:t>
+      </w:r>
+      <w:r>
+        <w:rPr>
+          <w:rFonts w:ascii="Times New Roman" w:hAnsi="Times New Roman" w:cs="Times New Roman"/>
+          <w:i/>
+          <w:iCs/>
+        </w:rPr>
+        <w:t>HomePts</w:t>
+      </w:r>
+      <w:r>
+        <w:rPr>
+          <w:rFonts w:ascii="Times New Roman" w:hAnsi="Times New Roman" w:cs="Times New Roman"/>
+        </w:rPr>
+        <w:t xml:space="preserve">) </w:t>
+      </w:r>
+      <w:r>
+        <w:rPr>
+          <w:rFonts w:ascii="Times New Roman" w:hAnsi="Times New Roman" w:cs="Times New Roman"/>
+        </w:rPr>
+        <w:t>is different from</w:t>
+      </w:r>
+      <w:r>
+        <w:rPr>
+          <w:rFonts w:ascii="Times New Roman" w:hAnsi="Times New Roman" w:cs="Times New Roman"/>
+        </w:rPr>
+        <w:t xml:space="preserve"> three points?</w:t>
+      </w:r>
+    </w:p>
+    <w:p>
+      <w:pPr>
+        <w:pStyle w:val="ListParagraph"/>
+        <w:numPr>
+          <w:ilvl w:val="0"/>
+          <w:numId w:val="2"/>
+        </w:numPr>
+        <w:spacing w:line="240" w:lineRule="auto"/>
+        <w:contextualSpacing w:val="0"/>
+        <w:rPr>
+          <w:rFonts w:ascii="Times New Roman" w:hAnsi="Times New Roman" w:cs="Times New Roman"/>
+        </w:rPr>
+      </w:pPr>
+      <w:r>
+        <w:rPr>
+          <w:rFonts w:ascii="Times New Roman" w:hAnsi="Times New Roman" w:cs="Times New Roman"/>
+        </w:rPr>
+        <w:t>Estimate the mean difference between the point spread (</w:t>
+      </w:r>
+      <w:r>
+        <w:rPr>
+          <w:rFonts w:ascii="Times New Roman" w:hAnsi="Times New Roman" w:cs="Times New Roman"/>
+          <w:i/>
+          <w:iCs/>
+        </w:rPr>
+        <w:t>Pts</w:t>
+      </w:r>
+      <w:r>
+        <w:rPr>
+          <w:rFonts w:ascii="Times New Roman" w:hAnsi="Times New Roman" w:cs="Times New Roman"/>
+        </w:rPr>
+        <w:t>) and the actual margin for the favored team (</w:t>
+      </w:r>
+      <w:r>
+        <w:rPr>
+          <w:rFonts w:ascii="Times New Roman" w:hAnsi="Times New Roman" w:cs="Times New Roman"/>
+          <w:i/>
+          <w:iCs/>
+        </w:rPr>
+        <w:t>FavDiff</w:t>
+      </w:r>
+      <w:r>
+        <w:rPr>
+          <w:rFonts w:ascii="Times New Roman" w:hAnsi="Times New Roman" w:cs="Times New Roman"/>
+        </w:rPr>
+        <w:t xml:space="preserve">). </w:t>
+      </w:r>
+      <w:r>
+        <w:rPr>
+          <w:rFonts w:ascii="Times New Roman" w:hAnsi="Times New Roman" w:cs="Times New Roman"/>
+        </w:rPr>
+        <w:t xml:space="preserve"> Note that the margin will be negative if the favored team loses. </w:t>
+      </w:r>
+    </w:p>
+    <w:p>
+      <w:pPr>
+        <w:pStyle w:val="ListParagraph"/>
+        <w:numPr>
+          <w:ilvl w:val="0"/>
+          <w:numId w:val="2"/>
+        </w:numPr>
+        <w:spacing w:line="240" w:lineRule="auto"/>
+        <w:contextualSpacing w:val="0"/>
+        <w:rPr>
+          <w:rFonts w:ascii="Times New Roman" w:hAnsi="Times New Roman" w:cs="Times New Roman"/>
+        </w:rPr>
+      </w:pPr>
+      <w:r>
+        <w:rPr>
+          <w:rFonts w:ascii="Times New Roman" w:hAnsi="Times New Roman" w:cs="Times New Roman"/>
+        </w:rPr>
+        <w:t xml:space="preserve">Is there convincing evidence that </w:t>
+      </w:r>
+      <w:r>
+        <w:rPr>
+          <w:rFonts w:ascii="Times New Roman" w:hAnsi="Times New Roman" w:cs="Times New Roman"/>
+        </w:rPr>
+        <w:t xml:space="preserve">point spreads (Pts) tend, on average,  to </w:t>
+      </w:r>
+      <w:r>
+        <w:rPr>
+          <w:rFonts w:ascii="Times New Roman" w:hAnsi="Times New Roman" w:cs="Times New Roman"/>
+        </w:rPr>
+        <w:t>under</w:t>
+      </w:r>
+      <w:r>
+        <w:rPr>
+          <w:rFonts w:ascii="Times New Roman" w:hAnsi="Times New Roman" w:cs="Times New Roman"/>
+        </w:rPr>
+        <w:t>estimate the margin for the favored team (</w:t>
+      </w:r>
+      <w:r>
+        <w:rPr>
+          <w:rFonts w:ascii="Times New Roman" w:hAnsi="Times New Roman" w:cs="Times New Roman"/>
+          <w:i/>
+          <w:iCs/>
+        </w:rPr>
+        <w:t>FavDiff</w:t>
+      </w:r>
+      <w:r>
+        <w:rPr>
+          <w:rFonts w:ascii="Times New Roman" w:hAnsi="Times New Roman" w:cs="Times New Roman"/>
+        </w:rPr>
+        <w:t>)?</w:t>
+      </w:r>
+    </w:p>
+    <w:p>
+      <w:pPr>
+        <w:pStyle w:val="ListParagraph"/>
+        <w:numPr>
+          <w:ilvl w:val="0"/>
+          <w:numId w:val="2"/>
+        </w:numPr>
+        <w:spacing w:line="240" w:lineRule="auto"/>
+        <w:contextualSpacing w:val="0"/>
+        <w:rPr>
+          <w:rFonts w:ascii="Times New Roman" w:hAnsi="Times New Roman" w:cs="Times New Roman"/>
+        </w:rPr>
+      </w:pPr>
+      <w:r>
+        <w:rPr>
+          <w:rFonts w:ascii="Times New Roman" w:hAnsi="Times New Roman" w:cs="Times New Roman"/>
+        </w:rPr>
+        <w:t>What is the average absolute value of the difference between the point spread (</w:t>
+      </w:r>
+      <w:r>
+        <w:rPr>
+          <w:rFonts w:ascii="Times New Roman" w:hAnsi="Times New Roman" w:cs="Times New Roman"/>
+          <w:i/>
+          <w:iCs/>
+        </w:rPr>
+        <w:t>Pts</w:t>
+      </w:r>
+      <w:r>
+        <w:rPr>
+          <w:rFonts w:ascii="Times New Roman" w:hAnsi="Times New Roman" w:cs="Times New Roman"/>
+        </w:rPr>
+        <w:t>) and the actual game margin (</w:t>
+      </w:r>
+      <w:r>
+        <w:rPr>
+          <w:rFonts w:ascii="Times New Roman" w:hAnsi="Times New Roman" w:cs="Times New Roman"/>
+          <w:i/>
+          <w:iCs/>
+        </w:rPr>
+        <w:t>FavDiff</w:t>
+      </w:r>
+      <w:r>
+        <w:rPr>
+          <w:rFonts w:ascii="Times New Roman" w:hAnsi="Times New Roman" w:cs="Times New Roman"/>
+        </w:rPr>
+        <w:t>)?</w:t>
+      </w:r>
+    </w:p>
+    <w:p>
+      <w:pPr>
+        <w:spacing w:line="240" w:lineRule="auto"/>
+        <w:ind w:left="360"/>
+        <w:rPr>
+          <w:rFonts w:ascii="Times New Roman" w:hAnsi="Times New Roman" w:cs="Times New Roman"/>
+        </w:rPr>
+      </w:pPr>
+      <w:r>
+        <w:rPr>
+          <w:rFonts w:ascii="Times New Roman" w:hAnsi="Times New Roman" w:cs="Times New Roman"/>
+        </w:rPr>
+        <w:t>Do point spreads get more accurate as the season goes along?  Address this in two ways:</w:t>
+      </w:r>
+    </w:p>
+    <w:p>
+      <w:pPr>
+        <w:pStyle w:val="ListParagraph"/>
+        <w:numPr>
+          <w:ilvl w:val="0"/>
+          <w:numId w:val="2"/>
+        </w:numPr>
+        <w:spacing w:line="240" w:lineRule="auto"/>
+        <w:contextualSpacing w:val="0"/>
+        <w:rPr>
+          <w:rFonts w:ascii="Times New Roman" w:hAnsi="Times New Roman" w:cs="Times New Roman"/>
+        </w:rPr>
+      </w:pPr>
+      <w:r>
+        <w:rPr>
+          <w:rFonts w:ascii="Times New Roman" w:hAnsi="Times New Roman" w:cs="Times New Roman"/>
+        </w:rPr>
+        <w:t>Is the proportion of games where the favored team wins higher during the second half of the season (weeks 10-18) than the first half of the season (weeks 1-9)?</w:t>
+      </w:r>
+    </w:p>
+    <w:p>
+      <w:pPr>
+        <w:pStyle w:val="ListParagraph"/>
+        <w:numPr>
+          <w:ilvl w:val="0"/>
+          <w:numId w:val="2"/>
+        </w:numPr>
+        <w:spacing w:line="240" w:lineRule="auto"/>
+        <w:contextualSpacing w:val="0"/>
+        <w:rPr>
+          <w:rFonts w:ascii="Times New Roman" w:hAnsi="Times New Roman" w:cs="Times New Roman"/>
+        </w:rPr>
+      </w:pPr>
+      <w:bookmarkStart w:id="0" w:name="_Hlk204519785"/>
+      <w:r>
+        <w:rPr>
+          <w:rFonts w:ascii="Times New Roman" w:hAnsi="Times New Roman" w:cs="Times New Roman"/>
+        </w:rPr>
+        <w:t xml:space="preserve">Find the absolute value of the difference between </w:t>
+      </w:r>
+      <w:r>
+        <w:rPr>
+          <w:rFonts w:ascii="Times New Roman" w:hAnsi="Times New Roman" w:cs="Times New Roman"/>
+        </w:rPr>
+        <w:t>the point spread (</w:t>
+      </w:r>
+      <w:r>
+        <w:rPr>
+          <w:rFonts w:ascii="Times New Roman" w:hAnsi="Times New Roman" w:cs="Times New Roman"/>
+          <w:i/>
+          <w:iCs/>
+        </w:rPr>
+        <w:t>Pts</w:t>
+      </w:r>
+      <w:r>
+        <w:rPr>
+          <w:rFonts w:ascii="Times New Roman" w:hAnsi="Times New Roman" w:cs="Times New Roman"/>
+        </w:rPr>
+        <w:t>)</w:t>
+      </w:r>
+      <w:r>
+        <w:rPr>
+          <w:rFonts w:ascii="Times New Roman" w:hAnsi="Times New Roman" w:cs="Times New Roman"/>
+        </w:rPr>
+        <w:t xml:space="preserve"> and the actual game margin (</w:t>
+      </w:r>
+      <w:r>
+        <w:rPr>
+          <w:rFonts w:ascii="Times New Roman" w:hAnsi="Times New Roman" w:cs="Times New Roman"/>
+          <w:i/>
+          <w:iCs/>
+        </w:rPr>
+        <w:t>FavDiff</w:t>
+      </w:r>
+      <w:r>
+        <w:rPr>
+          <w:rFonts w:ascii="Times New Roman" w:hAnsi="Times New Roman" w:cs="Times New Roman"/>
+        </w:rPr>
+        <w:t>) for each game.  Is the average discrepancy smaller in the second half of the season than the first half?</w:t>
+      </w:r>
+      <w:r>
+        <w:rPr>
+          <w:rFonts w:ascii="Times New Roman" w:hAnsi="Times New Roman" w:cs="Times New Roman"/>
+        </w:rPr>
+        <w:t xml:space="preserve"> </w:t>
+      </w:r>
+    </w:p>
+    <w:bookmarkEnd w:id="0"/>
+    <w:p>
+      <w:pPr>
+        <w:pStyle w:val="ListParagraph"/>
+        <w:numPr>
+          <w:ilvl w:val="0"/>
+          <w:numId w:val="2"/>
+        </w:numPr>
+        <w:spacing w:line="240" w:lineRule="auto"/>
+        <w:contextualSpacing w:val="0"/>
+        <w:rPr>
+          <w:rFonts w:ascii="Times New Roman" w:hAnsi="Times New Roman" w:cs="Times New Roman"/>
+        </w:rPr>
+      </w:pPr>
+      <w:r>
+        <w:rPr>
+          <w:rFonts w:ascii="Times New Roman" w:hAnsi="Times New Roman" w:cs="Times New Roman"/>
+        </w:rPr>
+        <w:t>Some fans say they avoid choosing a favorite when the spread is double digits (more than 10 points). Is the proportion of favorites who cover discernibly less than 0.50 when the spread is more than ten points?</w:t>
+      </w:r>
+    </w:p>
+    <w:p>
+      <w:pPr>
+        <w:pStyle w:val="ListParagraph"/>
+        <w:numPr>
+          <w:ilvl w:val="0"/>
+          <w:numId w:val="2"/>
+        </w:numPr>
+        <w:spacing w:line="240" w:lineRule="auto"/>
+        <w:contextualSpacing w:val="0"/>
+        <w:rPr>
+          <w:rFonts w:ascii="Times New Roman" w:hAnsi="Times New Roman" w:cs="Times New Roman"/>
+        </w:rPr>
+      </w:pPr>
+      <w:r>
+        <w:rPr>
+          <w:rFonts w:ascii="Times New Roman" w:hAnsi="Times New Roman" w:cs="Times New Roman"/>
+        </w:rPr>
+        <w:t>How often is the away team favored to win the game?</w:t>
+      </w:r>
+    </w:p>
+    <w:p>
+      <w:pPr>
+        <w:pStyle w:val="ListParagraph"/>
+        <w:numPr>
+          <w:ilvl w:val="0"/>
+          <w:numId w:val="2"/>
+        </w:numPr>
+        <w:spacing w:line="240" w:lineRule="auto"/>
+        <w:contextualSpacing w:val="0"/>
+        <w:rPr>
+          <w:rFonts w:ascii="Times New Roman" w:hAnsi="Times New Roman" w:cs="Times New Roman"/>
+        </w:rPr>
+      </w:pPr>
+      <w:bookmarkStart w:id="1" w:name="_Hlk204521055"/>
+      <w:r>
+        <w:rPr>
+          <w:rFonts w:ascii="Times New Roman" w:hAnsi="Times New Roman" w:cs="Times New Roman"/>
+        </w:rPr>
+        <w:t>Is the mean number of points scored by the favored team higher in 2024 than in 202</w:t>
+      </w:r>
+      <w:r>
+        <w:rPr>
+          <w:rFonts w:ascii="Times New Roman" w:hAnsi="Times New Roman" w:cs="Times New Roman"/>
+        </w:rPr>
+        <w:t>3</w:t>
+      </w:r>
+      <w:r>
+        <w:rPr>
+          <w:rFonts w:ascii="Times New Roman" w:hAnsi="Times New Roman" w:cs="Times New Roman"/>
+        </w:rPr>
+        <w:t>?</w:t>
+      </w:r>
+    </w:p>
+    <w:p>
+      <w:pPr>
+        <w:pStyle w:val="ListParagraph"/>
+        <w:numPr>
+          <w:ilvl w:val="0"/>
+          <w:numId w:val="2"/>
+        </w:numPr>
+        <w:spacing w:line="240" w:lineRule="auto"/>
+        <w:contextualSpacing w:val="0"/>
+        <w:rPr>
+          <w:rFonts w:ascii="Times New Roman" w:hAnsi="Times New Roman" w:cs="Times New Roman"/>
+        </w:rPr>
+      </w:pPr>
+      <w:bookmarkStart w:id="2" w:name="_Hlk204439228"/>
+      <w:bookmarkEnd w:id="1"/>
+      <w:r>
+        <w:rPr>
+          <w:rFonts w:ascii="Times New Roman" w:hAnsi="Times New Roman" w:cs="Times New Roman"/>
+        </w:rPr>
+        <w:t>What is the average number of points scored by the winning team in NFL games?</w:t>
+      </w:r>
+    </w:p>
+    <w:p>
+      <w:pPr>
+        <w:pStyle w:val="ListParagraph"/>
+        <w:numPr>
+          <w:ilvl w:val="0"/>
+          <w:numId w:val="2"/>
+        </w:numPr>
+        <w:spacing w:line="240" w:lineRule="auto"/>
+        <w:contextualSpacing w:val="0"/>
+        <w:rPr>
+          <w:rFonts w:ascii="Times New Roman" w:hAnsi="Times New Roman" w:cs="Times New Roman"/>
+        </w:rPr>
+      </w:pPr>
+      <w:r>
+        <w:rPr>
+          <w:rFonts w:ascii="Times New Roman" w:hAnsi="Times New Roman" w:cs="Times New Roman"/>
+        </w:rPr>
+        <w:t xml:space="preserve">The weather is often more of a factor later in the season.  How much does the mean number of points scored (both teams combined) compare between the first half of the season (weeks 1-9) and the second half (weeks 10-18)? </w:t>
+      </w:r>
+    </w:p>
+    <w:p>
+      <w:pPr>
+        <w:pStyle w:val="ListParagraph"/>
+        <w:numPr>
+          <w:ilvl w:val="0"/>
+          <w:numId w:val="2"/>
+        </w:numPr>
+        <w:spacing w:line="240" w:lineRule="auto"/>
+        <w:contextualSpacing w:val="0"/>
+        <w:rPr>
+          <w:rFonts w:ascii="Times New Roman" w:hAnsi="Times New Roman" w:cs="Times New Roman"/>
+        </w:rPr>
+      </w:pPr>
+      <w:r>
+        <w:rPr>
+          <w:rFonts w:ascii="Times New Roman" w:hAnsi="Times New Roman" w:cs="Times New Roman"/>
+        </w:rPr>
+        <w:t>The most common scoring events in football are a field goal (3 points) and a touchdown with an extra point (7 points).  What proportion of point spreads are within ½ point of either 3 or 7 (i.e., 2.5, 3.5, 6.5, or 7.5)?</w:t>
+      </w:r>
+    </w:p>
+    <w:p>
+      <w:pPr>
+        <w:pStyle w:val="ListParagraph"/>
+        <w:numPr>
+          <w:ilvl w:val="0"/>
+          <w:numId w:val="2"/>
+        </w:numPr>
+        <w:spacing w:line="240" w:lineRule="auto"/>
+        <w:contextualSpacing w:val="0"/>
+        <w:rPr>
+          <w:rFonts w:ascii="Times New Roman" w:hAnsi="Times New Roman" w:cs="Times New Roman"/>
+        </w:rPr>
+      </w:pPr>
+      <w:r>
+        <w:rPr>
+          <w:rFonts w:ascii="Times New Roman" w:hAnsi="Times New Roman" w:cs="Times New Roman"/>
+        </w:rPr>
+        <w:t>How much more (or less) often do favorites cover the spread when playing at home vs. on</w:t>
+      </w:r>
+      <w:r>
+        <w:rPr>
+          <w:rFonts w:ascii="Times New Roman" w:hAnsi="Times New Roman" w:cs="Times New Roman"/>
+        </w:rPr>
+        <w:t xml:space="preserve"> </w:t>
+      </w:r>
+      <w:r>
+        <w:rPr>
+          <w:rFonts w:ascii="Times New Roman" w:hAnsi="Times New Roman" w:cs="Times New Roman"/>
+        </w:rPr>
+        <w:t>the road?</w:t>
+      </w:r>
+    </w:p>
+    <w:bookmarkEnd w:id="2"/>
+    <w:p>
+      <w:pPr>
+        <w:pStyle w:val="ListParagraph"/>
+        <w:numPr>
+          <w:ilvl w:val="0"/>
+          <w:numId w:val="2"/>
+        </w:numPr>
+        <w:spacing w:line="240" w:lineRule="auto"/>
+        <w:contextualSpacing w:val="0"/>
+        <w:rPr>
+          <w:rFonts w:ascii="Times New Roman" w:hAnsi="Times New Roman" w:cs="Times New Roman"/>
+        </w:rPr>
+      </w:pPr>
+      <w:r>
+        <w:rPr>
+          <w:rFonts w:ascii="Times New Roman" w:hAnsi="Times New Roman" w:cs="Times New Roman"/>
+        </w:rPr>
+        <w:t>How often does the favorite win the game, but fail to cover the point spread?</w:t>
+      </w:r>
+    </w:p>
+    <w:p>
+      <w:pPr>
+        <w:rPr>
+          <w:rFonts w:ascii="Times New Roman" w:hAnsi="Times New Roman" w:cs="Times New Roman"/>
+        </w:rPr>
+      </w:pPr>
+      <w:r>
+        <w:rPr>
+          <w:rFonts w:ascii="Times New Roman" w:hAnsi="Times New Roman" w:cs="Times New Roman"/>
+        </w:rPr>
+        <w:t>Is there a home field advantage?   Address this in t</w:t>
+      </w:r>
+      <w:r>
+        <w:rPr>
+          <w:rFonts w:ascii="Times New Roman" w:hAnsi="Times New Roman" w:cs="Times New Roman"/>
+        </w:rPr>
+        <w:t>wo</w:t>
+      </w:r>
+      <w:r>
+        <w:rPr>
+          <w:rFonts w:ascii="Times New Roman" w:hAnsi="Times New Roman" w:cs="Times New Roman"/>
+        </w:rPr>
+        <w:t xml:space="preserve"> ways:</w:t>
+      </w:r>
+    </w:p>
+    <w:p>
+      <w:pPr>
+        <w:pStyle w:val="ListParagraph"/>
+        <w:numPr>
+          <w:ilvl w:val="0"/>
+          <w:numId w:val="2"/>
+        </w:numPr>
+        <w:spacing w:line="240" w:lineRule="auto"/>
+        <w:contextualSpacing w:val="0"/>
+        <w:rPr>
+          <w:rFonts w:ascii="Times New Roman" w:hAnsi="Times New Roman" w:cs="Times New Roman"/>
+        </w:rPr>
+      </w:pPr>
+      <w:r>
+        <w:rPr>
+          <w:rFonts w:ascii="Times New Roman" w:hAnsi="Times New Roman" w:cs="Times New Roman"/>
+        </w:rPr>
+        <w:t>Compare the mean points scored by home teams to the mean points scored by away teams.</w:t>
+      </w:r>
+    </w:p>
+    <w:p>
+      <w:pPr>
+        <w:pStyle w:val="ListParagraph"/>
+        <w:numPr>
+          <w:ilvl w:val="0"/>
+          <w:numId w:val="2"/>
+        </w:numPr>
+        <w:spacing w:line="240" w:lineRule="auto"/>
+        <w:contextualSpacing w:val="0"/>
+        <w:rPr>
+          <w:rFonts w:ascii="Times New Roman" w:hAnsi="Times New Roman" w:cs="Times New Roman"/>
+        </w:rPr>
+      </w:pPr>
+      <w:r>
+        <w:rPr>
+          <w:rFonts w:ascii="Times New Roman" w:hAnsi="Times New Roman" w:cs="Times New Roman"/>
+        </w:rPr>
+        <w:t xml:space="preserve">Use the proportion of times the home team </w:t>
+      </w:r>
+      <w:r>
+        <w:rPr>
+          <w:rFonts w:ascii="Times New Roman" w:hAnsi="Times New Roman" w:cs="Times New Roman"/>
+        </w:rPr>
+        <w:t>wins the game outright</w:t>
+      </w:r>
+      <w:r>
+        <w:rPr>
+          <w:rFonts w:ascii="Times New Roman" w:hAnsi="Times New Roman" w:cs="Times New Roman"/>
+        </w:rPr>
+        <w:t>.</w:t>
+      </w:r>
     </w:p>
     <w:sectPr>
       <w:pgSz w:w="12240" w:h="15840"/>
-      <w:pgMar w:top="1440" w:right="1440" w:bottom="1440" w:left="1440" w:header="720" w:footer="720" w:gutter="0"/>
+      <w:pgMar w:top="720" w:right="720" w:bottom="720" w:left="720" w:header="720" w:footer="720" w:gutter="0"/>
       <w:cols w:space="720"/>
       <w:docGrid w:linePitch="360"/>
     </w:sectPr>
@@ -2948,6 +2957,7 @@
   <w:style w:type="paragraph" w:default="1" w:styleId="Normal">
     <w:name w:val="Normal"/>
     <w:qFormat/>
+    <w:rsid w:val="00FD30D5"/>
   </w:style>
   <w:style w:type="paragraph" w:styleId="Heading1">
     <w:name w:val="heading 1"/>

--- a/RLock/NFLPoints/Module/NFLPointsWorksheet.docx
+++ b/RLock/NFLPoints/Module/NFLPointsWorksheet.docx
@@ -117,7 +117,21 @@
         <w:rPr>
           <w:rFonts w:ascii="Times New Roman" w:hAnsi="Times New Roman" w:cs="Times New Roman"/>
         </w:rPr>
-        <w:t xml:space="preserve">) score. In order to “win against the points” (or </w:t>
+        <w:t xml:space="preserve">) score. </w:t>
+      </w:r>
+      <w:proofErr w:type="gramStart"/>
+      <w:r>
+        <w:rPr>
+          <w:rFonts w:ascii="Times New Roman" w:hAnsi="Times New Roman" w:cs="Times New Roman"/>
+        </w:rPr>
+        <w:t>In order to</w:t>
+      </w:r>
+      <w:proofErr w:type="gramEnd"/>
+      <w:r>
+        <w:rPr>
+          <w:rFonts w:ascii="Times New Roman" w:hAnsi="Times New Roman" w:cs="Times New Roman"/>
+        </w:rPr>
+        <w:t xml:space="preserve"> “win against the points” (or </w:t>
       </w:r>
       <w:r>
         <w:rPr>
@@ -153,7 +167,21 @@
         <w:rPr>
           <w:rFonts w:ascii="Times New Roman" w:hAnsi="Times New Roman" w:cs="Times New Roman"/>
         </w:rPr>
-        <w:t>: The Kansas City Chiefs played at the Buffalo Bills in week #12 of the 2024 season and Buffalo was a 2.5 point favorite. The final score was Buffalo 30 - Kansas City 21, so Buffalo won against the points. If Kansas City had scored one more touchdown to make the score 30-28, they would have covered the 2.5 spread.</w:t>
+        <w:t xml:space="preserve">: The Kansas City Chiefs played at the Buffalo Bills in week #12 of the 2024 season and Buffalo was a </w:t>
+      </w:r>
+      <w:proofErr w:type="gramStart"/>
+      <w:r>
+        <w:rPr>
+          <w:rFonts w:ascii="Times New Roman" w:hAnsi="Times New Roman" w:cs="Times New Roman"/>
+        </w:rPr>
+        <w:t>2.5 point</w:t>
+      </w:r>
+      <w:proofErr w:type="gramEnd"/>
+      <w:r>
+        <w:rPr>
+          <w:rFonts w:ascii="Times New Roman" w:hAnsi="Times New Roman" w:cs="Times New Roman"/>
+        </w:rPr>
+        <w:t xml:space="preserve"> favorite. The final score was Buffalo 30 - Kansas City 21, so Buffalo won against the points. If Kansas City had scored one more touchdown to make the score 30-28, they would have covered the 2.5 spread.</w:t>
       </w:r>
     </w:p>
     <w:p>
@@ -167,7 +195,21 @@
         <w:rPr>
           <w:rFonts w:ascii="Times New Roman" w:hAnsi="Times New Roman" w:cs="Times New Roman"/>
         </w:rPr>
-        <w:t>In theory, the point spread makes the game a toss up, so either team has a 50% chance of winning. In practice, the point spreads are often chosen to try to get an equal am</w:t>
+        <w:t xml:space="preserve">In theory, the point spread makes the game a </w:t>
+      </w:r>
+      <w:proofErr w:type="spellStart"/>
+      <w:r>
+        <w:rPr>
+          <w:rFonts w:ascii="Times New Roman" w:hAnsi="Times New Roman" w:cs="Times New Roman"/>
+        </w:rPr>
+        <w:t>toss up</w:t>
+      </w:r>
+      <w:proofErr w:type="spellEnd"/>
+      <w:r>
+        <w:rPr>
+          <w:rFonts w:ascii="Times New Roman" w:hAnsi="Times New Roman" w:cs="Times New Roman"/>
+        </w:rPr>
+        <w:t>, so either team has a 50% chance of winning. In practice, the point spreads are often chosen to try to get an equal am</w:t>
       </w:r>
       <w:r>
         <w:rPr>
@@ -453,6 +495,7 @@
                 <w:szCs w:val="20"/>
               </w:rPr>
             </w:pPr>
+            <w:proofErr w:type="spellStart"/>
             <w:r>
               <w:rPr>
                 <w:rFonts w:ascii="Times New Roman" w:hAnsi="Times New Roman" w:cs="Times New Roman"/>
@@ -463,6 +506,7 @@
               </w:rPr>
               <w:t>FavScore</w:t>
             </w:r>
+            <w:proofErr w:type="spellEnd"/>
           </w:p>
         </w:tc>
         <w:tc>
@@ -677,6 +721,7 @@
                 <w:szCs w:val="20"/>
               </w:rPr>
             </w:pPr>
+            <w:proofErr w:type="spellStart"/>
             <w:r>
               <w:rPr>
                 <w:rFonts w:ascii="Times New Roman" w:hAnsi="Times New Roman" w:cs="Times New Roman"/>
@@ -687,6 +732,7 @@
               </w:rPr>
               <w:t>DogScore</w:t>
             </w:r>
+            <w:proofErr w:type="spellEnd"/>
           </w:p>
         </w:tc>
         <w:tc>
@@ -731,6 +777,7 @@
                 <w:szCs w:val="20"/>
               </w:rPr>
             </w:pPr>
+            <w:proofErr w:type="spellStart"/>
             <w:r>
               <w:rPr>
                 <w:rFonts w:ascii="Times New Roman" w:hAnsi="Times New Roman" w:cs="Times New Roman"/>
@@ -741,6 +788,7 @@
               </w:rPr>
               <w:t>FavCover</w:t>
             </w:r>
+            <w:proofErr w:type="spellEnd"/>
           </w:p>
         </w:tc>
         <w:tc>
@@ -785,6 +833,7 @@
                 <w:szCs w:val="20"/>
               </w:rPr>
             </w:pPr>
+            <w:proofErr w:type="spellStart"/>
             <w:r>
               <w:rPr>
                 <w:rFonts w:ascii="Times New Roman" w:hAnsi="Times New Roman" w:cs="Times New Roman"/>
@@ -795,6 +844,7 @@
               </w:rPr>
               <w:t>FavDiff</w:t>
             </w:r>
+            <w:proofErr w:type="spellEnd"/>
           </w:p>
         </w:tc>
         <w:tc>
@@ -839,6 +889,7 @@
                 <w:szCs w:val="20"/>
               </w:rPr>
             </w:pPr>
+            <w:proofErr w:type="spellStart"/>
             <w:r>
               <w:rPr>
                 <w:rFonts w:ascii="Times New Roman" w:hAnsi="Times New Roman" w:cs="Times New Roman"/>
@@ -849,6 +900,7 @@
               </w:rPr>
               <w:t>FavWin</w:t>
             </w:r>
+            <w:proofErr w:type="spellEnd"/>
           </w:p>
         </w:tc>
         <w:tc>
@@ -893,6 +945,7 @@
                 <w:szCs w:val="20"/>
               </w:rPr>
             </w:pPr>
+            <w:proofErr w:type="spellStart"/>
             <w:r>
               <w:rPr>
                 <w:rFonts w:ascii="Times New Roman" w:hAnsi="Times New Roman" w:cs="Times New Roman"/>
@@ -903,6 +956,7 @@
               </w:rPr>
               <w:t>HomeDog</w:t>
             </w:r>
+            <w:proofErr w:type="spellEnd"/>
           </w:p>
         </w:tc>
         <w:tc>
@@ -947,6 +1001,7 @@
                 <w:szCs w:val="20"/>
               </w:rPr>
             </w:pPr>
+            <w:proofErr w:type="spellStart"/>
             <w:r>
               <w:rPr>
                 <w:rFonts w:ascii="Times New Roman" w:hAnsi="Times New Roman" w:cs="Times New Roman"/>
@@ -957,6 +1012,7 @@
               </w:rPr>
               <w:t>HomeScore</w:t>
             </w:r>
+            <w:proofErr w:type="spellEnd"/>
           </w:p>
         </w:tc>
         <w:tc>
@@ -1001,6 +1057,7 @@
                 <w:szCs w:val="20"/>
               </w:rPr>
             </w:pPr>
+            <w:proofErr w:type="spellStart"/>
             <w:r>
               <w:rPr>
                 <w:rFonts w:ascii="Times New Roman" w:hAnsi="Times New Roman" w:cs="Times New Roman"/>
@@ -1011,6 +1068,7 @@
               </w:rPr>
               <w:t>AwayScore</w:t>
             </w:r>
+            <w:proofErr w:type="spellEnd"/>
           </w:p>
         </w:tc>
         <w:tc>
@@ -1055,6 +1113,7 @@
                 <w:szCs w:val="20"/>
               </w:rPr>
             </w:pPr>
+            <w:proofErr w:type="spellStart"/>
             <w:r>
               <w:rPr>
                 <w:rFonts w:ascii="Times New Roman" w:hAnsi="Times New Roman" w:cs="Times New Roman"/>
@@ -1065,6 +1124,7 @@
               </w:rPr>
               <w:t>HomePts</w:t>
             </w:r>
+            <w:proofErr w:type="spellEnd"/>
           </w:p>
         </w:tc>
         <w:tc>
@@ -1109,6 +1169,7 @@
                 <w:szCs w:val="20"/>
               </w:rPr>
             </w:pPr>
+            <w:proofErr w:type="spellStart"/>
             <w:r>
               <w:rPr>
                 <w:rFonts w:ascii="Times New Roman" w:hAnsi="Times New Roman" w:cs="Times New Roman"/>
@@ -1119,6 +1180,7 @@
               </w:rPr>
               <w:t>HomeCover</w:t>
             </w:r>
+            <w:proofErr w:type="spellEnd"/>
           </w:p>
         </w:tc>
         <w:tc>
@@ -1163,6 +1225,7 @@
                 <w:szCs w:val="20"/>
               </w:rPr>
             </w:pPr>
+            <w:proofErr w:type="spellStart"/>
             <w:r>
               <w:rPr>
                 <w:rFonts w:ascii="Times New Roman" w:hAnsi="Times New Roman" w:cs="Times New Roman"/>
@@ -1173,6 +1236,7 @@
               </w:rPr>
               <w:t>HomeDiff</w:t>
             </w:r>
+            <w:proofErr w:type="spellEnd"/>
           </w:p>
         </w:tc>
         <w:tc>
@@ -1217,6 +1281,7 @@
                 <w:szCs w:val="20"/>
               </w:rPr>
             </w:pPr>
+            <w:proofErr w:type="spellStart"/>
             <w:r>
               <w:rPr>
                 <w:rFonts w:ascii="Times New Roman" w:hAnsi="Times New Roman" w:cs="Times New Roman"/>
@@ -1227,6 +1292,7 @@
               </w:rPr>
               <w:t>HomeWin</w:t>
             </w:r>
+            <w:proofErr w:type="spellEnd"/>
           </w:p>
         </w:tc>
         <w:tc>
@@ -1439,7 +1505,21 @@
         <w:rPr>
           <w:rFonts w:ascii="Times New Roman" w:hAnsi="Times New Roman" w:cs="Times New Roman"/>
         </w:rPr>
-        <w:t xml:space="preserve">What proportion of the time does the favored team actually win the game outright? </w:t>
+        <w:t xml:space="preserve">What proportion of the time does the favored team </w:t>
+      </w:r>
+      <w:proofErr w:type="gramStart"/>
+      <w:r>
+        <w:rPr>
+          <w:rFonts w:ascii="Times New Roman" w:hAnsi="Times New Roman" w:cs="Times New Roman"/>
+        </w:rPr>
+        <w:t>actually win</w:t>
+      </w:r>
+      <w:proofErr w:type="gramEnd"/>
+      <w:r>
+        <w:rPr>
+          <w:rFonts w:ascii="Times New Roman" w:hAnsi="Times New Roman" w:cs="Times New Roman"/>
+        </w:rPr>
+        <w:t xml:space="preserve"> the game outright? </w:t>
       </w:r>
     </w:p>
     <w:p>
@@ -1507,6 +1587,7 @@
         </w:rPr>
         <w:t>Many football fans say that the home field advantage is about a field goal (three points). Is the average home margin (</w:t>
       </w:r>
+      <w:proofErr w:type="spellStart"/>
       <w:r>
         <w:rPr>
           <w:rFonts w:ascii="Times New Roman" w:hAnsi="Times New Roman" w:cs="Times New Roman"/>
@@ -1515,6 +1596,7 @@
         </w:rPr>
         <w:t>HomeDiff</w:t>
       </w:r>
+      <w:proofErr w:type="spellEnd"/>
       <w:r>
         <w:rPr>
           <w:rFonts w:ascii="Times New Roman" w:hAnsi="Times New Roman" w:cs="Times New Roman"/>
@@ -1571,6 +1653,7 @@
         </w:rPr>
         <w:t xml:space="preserve"> average point spread assigned to the home team (</w:t>
       </w:r>
+      <w:proofErr w:type="spellStart"/>
       <w:r>
         <w:rPr>
           <w:rFonts w:ascii="Times New Roman" w:hAnsi="Times New Roman" w:cs="Times New Roman"/>
@@ -1579,6 +1662,7 @@
         </w:rPr>
         <w:t>HomePts</w:t>
       </w:r>
+      <w:proofErr w:type="spellEnd"/>
       <w:r>
         <w:rPr>
           <w:rFonts w:ascii="Times New Roman" w:hAnsi="Times New Roman" w:cs="Times New Roman"/>
@@ -1631,6 +1715,7 @@
         </w:rPr>
         <w:t>) and the actual margin for the favored team (</w:t>
       </w:r>
+      <w:proofErr w:type="spellStart"/>
       <w:r>
         <w:rPr>
           <w:rFonts w:ascii="Times New Roman" w:hAnsi="Times New Roman" w:cs="Times New Roman"/>
@@ -1639,6 +1724,7 @@
         </w:rPr>
         <w:t>FavDiff</w:t>
       </w:r>
+      <w:proofErr w:type="spellEnd"/>
       <w:r>
         <w:rPr>
           <w:rFonts w:ascii="Times New Roman" w:hAnsi="Times New Roman" w:cs="Times New Roman"/>
@@ -1689,6 +1775,7 @@
         </w:rPr>
         <w:t>estimate the margin for the favored team (</w:t>
       </w:r>
+      <w:proofErr w:type="spellStart"/>
       <w:r>
         <w:rPr>
           <w:rFonts w:ascii="Times New Roman" w:hAnsi="Times New Roman" w:cs="Times New Roman"/>
@@ -1697,6 +1784,7 @@
         </w:rPr>
         <w:t>FavDiff</w:t>
       </w:r>
+      <w:proofErr w:type="spellEnd"/>
       <w:r>
         <w:rPr>
           <w:rFonts w:ascii="Times New Roman" w:hAnsi="Times New Roman" w:cs="Times New Roman"/>
@@ -1737,6 +1825,7 @@
         </w:rPr>
         <w:t>) and the actual game margin (</w:t>
       </w:r>
+      <w:proofErr w:type="spellStart"/>
       <w:r>
         <w:rPr>
           <w:rFonts w:ascii="Times New Roman" w:hAnsi="Times New Roman" w:cs="Times New Roman"/>
@@ -1745,6 +1834,7 @@
         </w:rPr>
         <w:t>FavDiff</w:t>
       </w:r>
+      <w:proofErr w:type="spellEnd"/>
       <w:r>
         <w:rPr>
           <w:rFonts w:ascii="Times New Roman" w:hAnsi="Times New Roman" w:cs="Times New Roman"/>
@@ -1764,7 +1854,21 @@
         <w:rPr>
           <w:rFonts w:ascii="Times New Roman" w:hAnsi="Times New Roman" w:cs="Times New Roman"/>
         </w:rPr>
-        <w:t>Do point spreads get more accurate as the season goes along?  Address this in two ways:</w:t>
+        <w:t xml:space="preserve">Do </w:t>
+      </w:r>
+      <w:proofErr w:type="gramStart"/>
+      <w:r>
+        <w:rPr>
+          <w:rFonts w:ascii="Times New Roman" w:hAnsi="Times New Roman" w:cs="Times New Roman"/>
+        </w:rPr>
+        <w:t>point</w:t>
+      </w:r>
+      <w:proofErr w:type="gramEnd"/>
+      <w:r>
+        <w:rPr>
+          <w:rFonts w:ascii="Times New Roman" w:hAnsi="Times New Roman" w:cs="Times New Roman"/>
+        </w:rPr>
+        <w:t xml:space="preserve"> spreads get more accurate as the season goes along?  Address this in two ways:</w:t>
       </w:r>
     </w:p>
     <w:p>
@@ -1805,13 +1909,7 @@
         <w:rPr>
           <w:rFonts w:ascii="Times New Roman" w:hAnsi="Times New Roman" w:cs="Times New Roman"/>
         </w:rPr>
-        <w:t xml:space="preserve">Find the absolute value of the difference between </w:t>
-      </w:r>
-      <w:r>
-        <w:rPr>
-          <w:rFonts w:ascii="Times New Roman" w:hAnsi="Times New Roman" w:cs="Times New Roman"/>
-        </w:rPr>
-        <w:t>the point spread (</w:t>
+        <w:t>Refer to the absolute value of the difference between the point spread (</w:t>
       </w:r>
       <w:r>
         <w:rPr>
@@ -1825,14 +1923,9 @@
         <w:rPr>
           <w:rFonts w:ascii="Times New Roman" w:hAnsi="Times New Roman" w:cs="Times New Roman"/>
         </w:rPr>
-        <w:t>)</w:t>
-      </w:r>
-      <w:r>
-        <w:rPr>
-          <w:rFonts w:ascii="Times New Roman" w:hAnsi="Times New Roman" w:cs="Times New Roman"/>
-        </w:rPr>
-        <w:t xml:space="preserve"> and the actual game margin (</w:t>
-      </w:r>
+        <w:t>) and the actual game margin (</w:t>
+      </w:r>
+      <w:proofErr w:type="spellStart"/>
       <w:r>
         <w:rPr>
           <w:rFonts w:ascii="Times New Roman" w:hAnsi="Times New Roman" w:cs="Times New Roman"/>
@@ -1841,11 +1934,32 @@
         </w:rPr>
         <w:t>FavDiff</w:t>
       </w:r>
-      <w:r>
-        <w:rPr>
-          <w:rFonts w:ascii="Times New Roman" w:hAnsi="Times New Roman" w:cs="Times New Roman"/>
-        </w:rPr>
-        <w:t>) for each game.  Is the average discrepancy smaller in the second half of the season than the first half?</w:t>
+      <w:proofErr w:type="spellEnd"/>
+      <w:r>
+        <w:rPr>
+          <w:rFonts w:ascii="Times New Roman" w:hAnsi="Times New Roman" w:cs="Times New Roman"/>
+        </w:rPr>
+        <w:t xml:space="preserve">) from question #8.  </w:t>
+      </w:r>
+      <w:r>
+        <w:rPr>
+          <w:rFonts w:ascii="Times New Roman" w:hAnsi="Times New Roman" w:cs="Times New Roman"/>
+        </w:rPr>
+        <w:t xml:space="preserve">Is the average discrepancy smaller in the second half of the season </w:t>
+      </w:r>
+      <w:proofErr w:type="gramStart"/>
+      <w:r>
+        <w:rPr>
+          <w:rFonts w:ascii="Times New Roman" w:hAnsi="Times New Roman" w:cs="Times New Roman"/>
+        </w:rPr>
+        <w:t>than</w:t>
+      </w:r>
+      <w:proofErr w:type="gramEnd"/>
+      <w:r>
+        <w:rPr>
+          <w:rFonts w:ascii="Times New Roman" w:hAnsi="Times New Roman" w:cs="Times New Roman"/>
+        </w:rPr>
+        <w:t xml:space="preserve"> the first half?</w:t>
       </w:r>
       <w:r>
         <w:rPr>
@@ -2101,17 +2215,12 @@
           <w:rFonts w:ascii="Times New Roman" w:hAnsi="Times New Roman" w:cs="Times New Roman"/>
         </w:rPr>
       </w:pPr>
-      <w:r>
-        <w:rPr>
-          <w:rFonts w:ascii="Times New Roman" w:hAnsi="Times New Roman" w:cs="Times New Roman"/>
-        </w:rPr>
-        <w:t xml:space="preserve">Use the proportion of times the home team </w:t>
-      </w:r>
-      <w:r>
-        <w:rPr>
-          <w:rFonts w:ascii="Times New Roman" w:hAnsi="Times New Roman" w:cs="Times New Roman"/>
-        </w:rPr>
-        <w:t>wins the game outright</w:t>
+      <w:bookmarkStart w:id="3" w:name="_Hlk204440915"/>
+      <w:r>
+        <w:rPr>
+          <w:rFonts w:ascii="Times New Roman" w:hAnsi="Times New Roman" w:cs="Times New Roman"/>
+        </w:rPr>
+        <w:t>Use how often the home team wins the game outright</w:t>
       </w:r>
       <w:r>
         <w:rPr>
@@ -2119,6 +2228,7 @@
         </w:rPr>
         <w:t>.</w:t>
       </w:r>
+      <w:bookmarkEnd w:id="3"/>
     </w:p>
     <w:sectPr>
       <w:pgSz w:w="12240" w:h="15840"/>
